--- a/dist/BO_NOP_HOAN_CHINH_2026-06/3_luan_an_chuong_phu_luc/00_phan_dau_vi.docx
+++ b/dist/BO_NOP_HOAN_CHINH_2026-06/3_luan_an_chuong_phu_luc/00_phan_dau_vi.docx
@@ -71,7 +71,7 @@
         <w:pStyle w:val="FirstParagraph"/>
       </w:pPr>
       <w:r>
-        <w:t xml:space="preserve">Luận án nghiên cứu mối quan hệ giữa quốc tế hóa và hiệu quả hoạt động của doanh nghiệp (internationalization–firm performance, I–P) tại châu Á, tập trung làm rõ các điều kiện biên giải thích sự dị biệt cao trong mối quan hệ này. Trên cơ sở tích hợp bốn lý thuyết kinh điển, mô hình Uppsala, lý thuyết dựa trên nguồn lực (RBV), lý thuyết thể chế và lý thuyết thượng tầng quản trị, cùng lớp mở rộng về năng lực số, luận án xây dựng khung giải thích đa tầng CDCM (Country–Digital–Capability Moderation) với ba tầng điều tiết: bối cảnh thể chế (vận hành hóa bằng khung phân loại ICRV sáu nhóm), năng lực số (phân tách năng lực công nghệ TCI và chỉ số chấp nhận số DAI), và đặc điểm nhà quản trị cấp cao.</w:t>
+        <w:t xml:space="preserve">Luận án nghiên cứu mối quan hệ giữa quốc tế hóa và hiệu quả hoạt động kinh doanh của doanh nghiệp (internationalization–firm performance, I–P) tại châu Á, tập trung làm rõ các điều kiện biên giải thích sự dị biệt cao trong mối quan hệ này. Trên cơ sở tích hợp bốn lý thuyết kinh điển, mô hình Uppsala, lý thuyết dựa trên nguồn lực (RBV), lý thuyết thể chế và lý thuyết thượng tầng quản trị, cùng lớp mở rộng về năng lực số, luận án xây dựng khung giải thích đa tầng CDCM (Country–Digital–Capability Moderation) với ba tầng điều tiết: bối cảnh thể chế (vận hành hóa bằng khung phân loại ICRV sáu nhóm), năng lực số (phân tách năng lực công nghệ TCI và chỉ số chấp nhận số DAI), và đặc điểm nhà quản trị cấp cao.</w:t>
       </w:r>
     </w:p>
     <w:p>
@@ -204,7 +204,7 @@
         <w:t xml:space="preserve"> </w:t>
       </w:r>
       <w:r>
-        <w:t xml:space="preserve">quốc tế hóa; hiệu quả doanh nghiệp; thể chế; năng lực số; nhà quản trị cấp cao; châu Á; WBES; phi tuyến chữ U ngược.</w:t>
+        <w:t xml:space="preserve">quốc tế hóa; hiệu quả hoạt động kinh doanh của doanh nghiệp; thể chế; năng lực số; nhà quản trị cấp cao; châu Á; WBES; phi tuyến chữ U ngược.</w:t>
       </w:r>
     </w:p>
     <w:p>
@@ -660,7 +660,7 @@
         <w:pStyle w:val="Compact"/>
       </w:pPr>
       <w:r>
-        <w:t xml:space="preserve">Hình 4.5. Gradient năng lực công nghệ theo sáu nhóm ICRV (Chương 4, Mục 4.1)</w:t>
+        <w:t xml:space="preserve">Hình 4.5. Phổ năng lực công nghệ theo sáu nhóm ICRV (Chương 4, Mục 4.1)</w:t>
       </w:r>
     </w:p>
     <w:p>

--- a/dist/BO_NOP_HOAN_CHINH_2026-06/3_luan_an_chuong_phu_luc/00_phan_dau_vi.docx
+++ b/dist/BO_NOP_HOAN_CHINH_2026-06/3_luan_an_chuong_phu_luc/00_phan_dau_vi.docx
@@ -2426,6 +2426,56 @@
       </w:pPr>
       <w:r>
         <w:rPr>
+          <w:bCs/>
+          <w:b/>
+        </w:rPr>
+        <w:t xml:space="preserve">C. Sản phẩm phần mềm (đăng ký quyền tác giả)</w:t>
+      </w:r>
+    </w:p>
+    <w:p>
+      <w:pPr>
+        <w:numPr>
+          <w:ilvl w:val="0"/>
+          <w:numId w:val="1004"/>
+        </w:numPr>
+        <w:pStyle w:val="Compact"/>
+      </w:pPr>
+      <w:r>
+        <w:t xml:space="preserve">Đỗ Thùy Hương (2026).</w:t>
+      </w:r>
+      <w:r>
+        <w:t xml:space="preserve"> </w:t>
+      </w:r>
+      <w:r>
+        <w:rPr>
+          <w:iCs/>
+          <w:i/>
+        </w:rPr>
+        <w:t xml:space="preserve">M-AIDA — Meta-Analysis Intelligent Data Assistant (phiên bản 7.0)</w:t>
+      </w:r>
+      <w:r>
+        <w:t xml:space="preserve"> </w:t>
+      </w:r>
+      <w:r>
+        <w:t xml:space="preserve">[Phần mềm máy tính]. Trường Đại học Cần Thơ.</w:t>
+      </w:r>
+      <w:r>
+        <w:t xml:space="preserve"> </w:t>
+      </w:r>
+      <w:r>
+        <w:rPr>
+          <w:iCs/>
+          <w:i/>
+        </w:rPr>
+        <w:t xml:space="preserve">(Công cụ trích xuất dữ liệu cỡ ảnh hưởng hỗ trợ bằng mô hình ngôn ngữ lớn, với kiểm chứng toàn bộ của nghiên cứu sinh và cơ chế khóa dữ liệu bất biến; xây dựng phục vụ trực tiếp Nghiên cứu thành phần P6. Đã nộp hồ sơ đăng ký quyền tác giả; mô tả chi tiết ở Phụ lục B.)</w:t>
+      </w:r>
+    </w:p>
+    <w:p>
+      <w:pPr>
+        <w:pStyle w:val="FirstParagraph"/>
+      </w:pPr>
+      <w:r>
+        <w:rPr>
           <w:iCs/>
           <w:i/>
         </w:rPr>
@@ -2787,6 +2837,91 @@
     </w:lvl>
     <w:lvl w:ilvl="8">
       <w:start w:val="5"/>
+      <w:numFmt w:val="decimal"/>
+      <w:lvlText w:val="%9."/>
+      <w:lvlJc w:val="left"/>
+      <w:pPr>
+        <w:ind w:left="6480" w:hanging="480"/>
+      </w:pPr>
+    </w:lvl>
+  </w:abstractNum>
+  <w:abstractNum w:abstractNumId="994114">
+    <w:nsid w:val="A994114"/>
+    <w:multiLevelType w:val="multilevel"/>
+    <w:lvl w:ilvl="0">
+      <w:start w:val="14"/>
+      <w:numFmt w:val="decimal"/>
+      <w:lvlText w:val="%1."/>
+      <w:lvlJc w:val="left"/>
+      <w:pPr>
+        <w:ind w:left="720" w:hanging="480"/>
+      </w:pPr>
+    </w:lvl>
+    <w:lvl w:ilvl="1">
+      <w:start w:val="14"/>
+      <w:numFmt w:val="decimal"/>
+      <w:lvlText w:val="%2."/>
+      <w:lvlJc w:val="left"/>
+      <w:pPr>
+        <w:ind w:left="1440" w:hanging="480"/>
+      </w:pPr>
+    </w:lvl>
+    <w:lvl w:ilvl="2">
+      <w:start w:val="14"/>
+      <w:numFmt w:val="decimal"/>
+      <w:lvlText w:val="%3."/>
+      <w:lvlJc w:val="left"/>
+      <w:pPr>
+        <w:ind w:left="2160" w:hanging="480"/>
+      </w:pPr>
+    </w:lvl>
+    <w:lvl w:ilvl="3">
+      <w:start w:val="14"/>
+      <w:numFmt w:val="decimal"/>
+      <w:lvlText w:val="%4."/>
+      <w:lvlJc w:val="left"/>
+      <w:pPr>
+        <w:ind w:left="2880" w:hanging="480"/>
+      </w:pPr>
+    </w:lvl>
+    <w:lvl w:ilvl="4">
+      <w:start w:val="14"/>
+      <w:numFmt w:val="decimal"/>
+      <w:lvlText w:val="%5."/>
+      <w:lvlJc w:val="left"/>
+      <w:pPr>
+        <w:ind w:left="3600" w:hanging="480"/>
+      </w:pPr>
+    </w:lvl>
+    <w:lvl w:ilvl="5">
+      <w:start w:val="14"/>
+      <w:numFmt w:val="decimal"/>
+      <w:lvlText w:val="%6."/>
+      <w:lvlJc w:val="left"/>
+      <w:pPr>
+        <w:ind w:left="4320" w:hanging="480"/>
+      </w:pPr>
+    </w:lvl>
+    <w:lvl w:ilvl="6">
+      <w:start w:val="14"/>
+      <w:numFmt w:val="decimal"/>
+      <w:lvlText w:val="%7."/>
+      <w:lvlJc w:val="left"/>
+      <w:pPr>
+        <w:ind w:left="5040" w:hanging="480"/>
+      </w:pPr>
+    </w:lvl>
+    <w:lvl w:ilvl="7">
+      <w:start w:val="14"/>
+      <w:numFmt w:val="decimal"/>
+      <w:lvlText w:val="%8."/>
+      <w:lvlJc w:val="left"/>
+      <w:pPr>
+        <w:ind w:left="5760" w:hanging="480"/>
+      </w:pPr>
+    </w:lvl>
+    <w:lvl w:ilvl="8">
+      <w:start w:val="14"/>
       <w:numFmt w:val="decimal"/>
       <w:lvlText w:val="%9."/>
       <w:lvlJc w:val="left"/>
@@ -2859,6 +2994,36 @@
     </w:lvlOverride>
     <w:lvlOverride w:ilvl="8">
       <w:startOverride w:val="5"/>
+    </w:lvlOverride>
+  </w:num>
+  <w:num w:numId="1004">
+    <w:abstractNumId w:val="994114"/>
+    <w:lvlOverride w:ilvl="0">
+      <w:startOverride w:val="14"/>
+    </w:lvlOverride>
+    <w:lvlOverride w:ilvl="1">
+      <w:startOverride w:val="14"/>
+    </w:lvlOverride>
+    <w:lvlOverride w:ilvl="2">
+      <w:startOverride w:val="14"/>
+    </w:lvlOverride>
+    <w:lvlOverride w:ilvl="3">
+      <w:startOverride w:val="14"/>
+    </w:lvlOverride>
+    <w:lvlOverride w:ilvl="4">
+      <w:startOverride w:val="14"/>
+    </w:lvlOverride>
+    <w:lvlOverride w:ilvl="5">
+      <w:startOverride w:val="14"/>
+    </w:lvlOverride>
+    <w:lvlOverride w:ilvl="6">
+      <w:startOverride w:val="14"/>
+    </w:lvlOverride>
+    <w:lvlOverride w:ilvl="7">
+      <w:startOverride w:val="14"/>
+    </w:lvlOverride>
+    <w:lvlOverride w:ilvl="8">
+      <w:startOverride w:val="14"/>
     </w:lvlOverride>
   </w:num>
 </w:numbering>

--- a/dist/BO_NOP_HOAN_CHINH_2026-06/3_luan_an_chuong_phu_luc/00_phan_dau_vi.docx
+++ b/dist/BO_NOP_HOAN_CHINH_2026-06/3_luan_an_chuong_phu_luc/00_phan_dau_vi.docx
@@ -2492,7 +2492,7 @@
     <w:bookmarkEnd w:id="27"/>
     <w:sectPr>
       <w:pgSz w:h="16838" w:w="11906"/>
-      <w:pgMar w:bottom="1417" w:left="1417" w:right="1417" w:top="1417"/>
+      <w:pgMar w:bottom="1134" w:left="1701" w:right="1134" w:top="1134"/>
     </w:sectPr>
   </w:body>
 </w:document>
@@ -3051,13 +3051,13 @@
     <w:name w:val="Normal"/>
     <w:qFormat/>
     <w:pPr>
-      <w:spacing w:line="276" w:lineRule="auto"/>
+      <w:spacing w:line="288" w:lineRule="auto"/>
       <w:jc w:val="both"/>
     </w:pPr>
     <w:rPr>
       <w:rFonts w:ascii="Times New Roman" w:eastAsia="Times New Roman" w:hAnsi="Times New Roman"/>
       <w:color w:val="000000"/>
-      <w:sz w:val="24"/>
+      <w:sz w:val="26"/>
     </w:rPr>
   </w:style>
   <w:style w:styleId="BodyText" w:type="paragraph">
@@ -3065,14 +3065,14 @@
     <w:basedOn w:val="Normal"/>
     <w:link w:val="BodyTextChar"/>
     <w:pPr>
-      <w:spacing w:after="180" w:before="180" w:line="276" w:lineRule="auto"/>
+      <w:spacing w:after="180" w:before="180" w:line="288" w:lineRule="auto"/>
       <w:jc w:val="both"/>
     </w:pPr>
     <w:qFormat/>
     <w:rPr>
       <w:rFonts w:ascii="Times New Roman" w:eastAsia="Times New Roman" w:hAnsi="Times New Roman"/>
       <w:color w:val="000000"/>
-      <w:sz w:val="24"/>
+      <w:sz w:val="26"/>
     </w:rPr>
   </w:style>
   <w:style w:customStyle="1" w:styleId="FirstParagraph" w:type="paragraph">
@@ -3081,13 +3081,13 @@
     <w:next w:val="BodyText"/>
     <w:qFormat/>
     <w:pPr>
-      <w:spacing w:line="276" w:lineRule="auto"/>
+      <w:spacing w:line="288" w:lineRule="auto"/>
       <w:jc w:val="both"/>
     </w:pPr>
     <w:rPr>
       <w:rFonts w:ascii="Times New Roman" w:eastAsia="Times New Roman" w:hAnsi="Times New Roman"/>
       <w:color w:val="000000"/>
-      <w:sz w:val="24"/>
+      <w:sz w:val="26"/>
     </w:rPr>
   </w:style>
   <w:style w:customStyle="1" w:styleId="Compact" w:type="paragraph">
@@ -3095,13 +3095,13 @@
     <w:basedOn w:val="BodyText"/>
     <w:qFormat/>
     <w:pPr>
-      <w:spacing w:after="36" w:before="36" w:line="276" w:lineRule="auto"/>
+      <w:spacing w:after="36" w:before="36" w:line="288" w:lineRule="auto"/>
       <w:jc w:val="both"/>
     </w:pPr>
     <w:rPr>
       <w:rFonts w:ascii="Times New Roman" w:eastAsia="Times New Roman" w:hAnsi="Times New Roman"/>
       <w:color w:val="000000"/>
-      <w:sz w:val="24"/>
+      <w:sz w:val="26"/>
     </w:rPr>
   </w:style>
   <w:style w:styleId="Title" w:type="paragraph">
@@ -3112,7 +3112,7 @@
     <w:pPr>
       <w:keepNext/>
       <w:keepLines/>
-      <w:spacing w:after="240" w:before="480" w:line="276" w:lineRule="auto"/>
+      <w:spacing w:after="240" w:before="480" w:line="288" w:lineRule="auto"/>
       <w:jc w:val="both"/>
     </w:pPr>
     <w:rPr>
@@ -3120,7 +3120,7 @@
       <w:b/>
       <w:bCs/>
       <w:color w:val="000000"/>
-      <w:sz w:val="24"/>
+      <w:sz w:val="26"/>
       <w:szCs w:val="36"/>
     </w:rPr>
   </w:style>
@@ -3132,13 +3132,13 @@
     <w:pPr>
       <w:keepNext/>
       <w:keepLines/>
-      <w:spacing w:after="240" w:before="240" w:line="276" w:lineRule="auto"/>
+      <w:spacing w:after="240" w:before="240" w:line="288" w:lineRule="auto"/>
       <w:jc w:val="both"/>
     </w:pPr>
     <w:rPr>
       <w:rFonts w:ascii="Times New Roman" w:eastAsia="Times New Roman" w:hAnsi="Times New Roman"/>
       <w:color w:val="000000"/>
-      <w:sz w:val="24"/>
+      <w:sz w:val="26"/>
       <w:szCs w:val="30"/>
     </w:rPr>
   </w:style>
@@ -3149,13 +3149,13 @@
     <w:pPr>
       <w:keepNext/>
       <w:keepLines/>
-      <w:spacing w:line="276" w:lineRule="auto"/>
+      <w:spacing w:line="288" w:lineRule="auto"/>
       <w:jc w:val="both"/>
     </w:pPr>
     <w:rPr>
       <w:rFonts w:ascii="Times New Roman" w:eastAsia="Times New Roman" w:hAnsi="Times New Roman"/>
       <w:color w:val="000000"/>
-      <w:sz w:val="24"/>
+      <w:sz w:val="26"/>
     </w:rPr>
   </w:style>
   <w:style w:styleId="Date" w:type="paragraph">
@@ -3165,13 +3165,13 @@
     <w:pPr>
       <w:keepNext/>
       <w:keepLines/>
-      <w:spacing w:line="276" w:lineRule="auto"/>
+      <w:spacing w:line="288" w:lineRule="auto"/>
       <w:jc w:val="both"/>
     </w:pPr>
     <w:rPr>
       <w:rFonts w:ascii="Times New Roman" w:eastAsia="Times New Roman" w:hAnsi="Times New Roman"/>
       <w:color w:val="000000"/>
-      <w:sz w:val="24"/>
+      <w:sz w:val="26"/>
     </w:rPr>
   </w:style>
   <w:style w:customStyle="1" w:styleId="AbstractTitle" w:type="paragraph">
@@ -3183,11 +3183,11 @@
       <w:keepNext/>
       <w:keepLines/>
       <w:jc w:val="both"/>
-      <w:spacing w:after="0" w:before="300" w:line="276" w:lineRule="auto"/>
+      <w:spacing w:after="0" w:before="300" w:line="288" w:lineRule="auto"/>
     </w:pPr>
     <w:rPr>
       <w:color w:val="000000"/>
-      <w:sz w:val="24"/>
+      <w:sz w:val="26"/>
       <w:szCs w:val="20"/>
       <w:rFonts w:ascii="Times New Roman" w:eastAsia="Times New Roman" w:hAnsi="Times New Roman"/>
       <w:b/>
@@ -3201,13 +3201,13 @@
     <w:pPr>
       <w:keepNext/>
       <w:keepLines/>
-      <w:spacing w:after="300" w:before="100" w:line="276" w:lineRule="auto"/>
+      <w:spacing w:after="300" w:before="100" w:line="288" w:lineRule="auto"/>
       <w:jc w:val="both"/>
     </w:pPr>
     <w:rPr>
       <w:rFonts w:ascii="Times New Roman" w:eastAsia="Times New Roman" w:hAnsi="Times New Roman"/>
       <w:color w:val="000000"/>
-      <w:sz w:val="24"/>
+      <w:sz w:val="26"/>
       <w:szCs w:val="20"/>
     </w:rPr>
   </w:style>
@@ -3217,13 +3217,13 @@
     <w:next w:val="Bibliography"/>
     <w:qFormat/>
     <w:pPr>
-      <w:spacing w:line="276" w:lineRule="auto"/>
+      <w:spacing w:line="288" w:lineRule="auto"/>
       <w:jc w:val="both"/>
     </w:pPr>
     <w:rPr>
       <w:rFonts w:ascii="Times New Roman" w:eastAsia="Times New Roman" w:hAnsi="Times New Roman"/>
       <w:color w:val="000000"/>
-      <w:sz w:val="24"/>
+      <w:sz w:val="26"/>
     </w:rPr>
   </w:style>
   <w:style w:styleId="Heading1" w:type="paragraph">
@@ -3235,7 +3235,7 @@
     <w:pPr>
       <w:keepNext/>
       <w:keepLines/>
-      <w:spacing w:after="0" w:before="480" w:line="276" w:lineRule="auto"/>
+      <w:spacing w:after="0" w:before="480" w:line="288" w:lineRule="auto"/>
       <w:jc w:val="both"/>
       <w:outlineLvl w:val="0"/>
     </w:pPr>
@@ -3244,7 +3244,7 @@
       <w:b/>
       <w:bCs/>
       <w:color w:val="000000"/>
-      <w:sz w:val="24"/>
+      <w:sz w:val="26"/>
       <w:szCs w:val="32"/>
     </w:rPr>
   </w:style>
@@ -3258,7 +3258,7 @@
     <w:pPr>
       <w:keepNext/>
       <w:keepLines/>
-      <w:spacing w:after="0" w:before="200" w:line="276" w:lineRule="auto"/>
+      <w:spacing w:after="0" w:before="200" w:line="288" w:lineRule="auto"/>
       <w:jc w:val="both"/>
       <w:outlineLvl w:val="1"/>
     </w:pPr>
@@ -3267,7 +3267,7 @@
       <w:b/>
       <w:bCs/>
       <w:color w:val="000000"/>
-      <w:sz w:val="24"/>
+      <w:sz w:val="26"/>
       <w:szCs w:val="28"/>
     </w:rPr>
   </w:style>
@@ -3281,7 +3281,7 @@
     <w:pPr>
       <w:keepNext/>
       <w:keepLines/>
-      <w:spacing w:after="0" w:before="200" w:line="276" w:lineRule="auto"/>
+      <w:spacing w:after="0" w:before="200" w:line="288" w:lineRule="auto"/>
       <w:jc w:val="both"/>
       <w:outlineLvl w:val="2"/>
     </w:pPr>
@@ -3290,7 +3290,7 @@
       <w:b/>
       <w:bCs/>
       <w:color w:val="000000"/>
-      <w:sz w:val="24"/>
+      <w:sz w:val="26"/>
       <w:szCs w:val="24"/>
     </w:rPr>
   </w:style>
@@ -3304,7 +3304,7 @@
     <w:pPr>
       <w:keepNext/>
       <w:keepLines/>
-      <w:spacing w:after="0" w:before="200" w:line="276" w:lineRule="auto"/>
+      <w:spacing w:after="0" w:before="200" w:line="288" w:lineRule="auto"/>
       <w:jc w:val="both"/>
       <w:outlineLvl w:val="3"/>
     </w:pPr>
@@ -3313,7 +3313,7 @@
       <w:i/>
       <w:bCs/>
       <w:color w:val="000000"/>
-      <w:sz w:val="24"/>
+      <w:sz w:val="26"/>
       <w:szCs w:val="24"/>
     </w:rPr>
   </w:style>
@@ -3327,7 +3327,7 @@
     <w:pPr>
       <w:keepNext/>
       <w:keepLines/>
-      <w:spacing w:after="0" w:before="200" w:line="276" w:lineRule="auto"/>
+      <w:spacing w:after="0" w:before="200" w:line="288" w:lineRule="auto"/>
       <w:jc w:val="both"/>
       <w:outlineLvl w:val="4"/>
     </w:pPr>
@@ -3335,7 +3335,7 @@
       <w:rFonts w:ascii="Times New Roman" w:asciiTheme="majorHAnsi" w:cstheme="majorBidi" w:eastAsia="Times New Roman" w:eastAsiaTheme="majorEastAsia" w:hAnsi="Times New Roman" w:hAnsiTheme="majorHAnsi"/>
       <w:iCs/>
       <w:color w:val="000000"/>
-      <w:sz w:val="24"/>
+      <w:sz w:val="26"/>
       <w:szCs w:val="24"/>
     </w:rPr>
   </w:style>
@@ -3349,14 +3349,14 @@
     <w:pPr>
       <w:keepNext/>
       <w:keepLines/>
-      <w:spacing w:after="0" w:before="200" w:line="276" w:lineRule="auto"/>
+      <w:spacing w:after="0" w:before="200" w:line="288" w:lineRule="auto"/>
       <w:jc w:val="both"/>
       <w:outlineLvl w:val="5"/>
     </w:pPr>
     <w:rPr>
       <w:rFonts w:ascii="Times New Roman" w:asciiTheme="majorHAnsi" w:cstheme="majorBidi" w:eastAsia="Times New Roman" w:eastAsiaTheme="majorEastAsia" w:hAnsi="Times New Roman" w:hAnsiTheme="majorHAnsi"/>
       <w:color w:val="000000"/>
-      <w:sz w:val="24"/>
+      <w:sz w:val="26"/>
       <w:szCs w:val="24"/>
     </w:rPr>
   </w:style>
@@ -3370,14 +3370,14 @@
     <w:pPr>
       <w:keepNext/>
       <w:keepLines/>
-      <w:spacing w:after="0" w:before="200" w:line="276" w:lineRule="auto"/>
+      <w:spacing w:after="0" w:before="200" w:line="288" w:lineRule="auto"/>
       <w:jc w:val="both"/>
       <w:outlineLvl w:val="6"/>
     </w:pPr>
     <w:rPr>
       <w:rFonts w:ascii="Times New Roman" w:asciiTheme="majorHAnsi" w:cstheme="majorBidi" w:eastAsia="Times New Roman" w:eastAsiaTheme="majorEastAsia" w:hAnsi="Times New Roman" w:hAnsiTheme="majorHAnsi"/>
       <w:color w:val="000000"/>
-      <w:sz w:val="24"/>
+      <w:sz w:val="26"/>
       <w:szCs w:val="24"/>
     </w:rPr>
   </w:style>
@@ -3391,14 +3391,14 @@
     <w:pPr>
       <w:keepNext/>
       <w:keepLines/>
-      <w:spacing w:after="0" w:before="200" w:line="276" w:lineRule="auto"/>
+      <w:spacing w:after="0" w:before="200" w:line="288" w:lineRule="auto"/>
       <w:jc w:val="both"/>
       <w:outlineLvl w:val="7"/>
     </w:pPr>
     <w:rPr>
       <w:rFonts w:ascii="Times New Roman" w:asciiTheme="majorHAnsi" w:cstheme="majorBidi" w:eastAsia="Times New Roman" w:eastAsiaTheme="majorEastAsia" w:hAnsi="Times New Roman" w:hAnsiTheme="majorHAnsi"/>
       <w:color w:val="000000"/>
-      <w:sz w:val="24"/>
+      <w:sz w:val="26"/>
       <w:szCs w:val="24"/>
     </w:rPr>
   </w:style>
@@ -3412,14 +3412,14 @@
     <w:pPr>
       <w:keepNext/>
       <w:keepLines/>
-      <w:spacing w:after="0" w:before="200" w:line="276" w:lineRule="auto"/>
+      <w:spacing w:after="0" w:before="200" w:line="288" w:lineRule="auto"/>
       <w:jc w:val="both"/>
       <w:outlineLvl w:val="8"/>
     </w:pPr>
     <w:rPr>
       <w:rFonts w:ascii="Times New Roman" w:asciiTheme="majorHAnsi" w:cstheme="majorBidi" w:eastAsia="Times New Roman" w:eastAsiaTheme="majorEastAsia" w:hAnsi="Times New Roman" w:hAnsiTheme="majorHAnsi"/>
       <w:color w:val="000000"/>
-      <w:sz w:val="24"/>
+      <w:sz w:val="26"/>
       <w:szCs w:val="24"/>
     </w:rPr>
   </w:style>
@@ -3431,14 +3431,14 @@
     <w:unhideWhenUsed/>
     <w:qFormat/>
     <w:pPr>
-      <w:spacing w:after="100" w:before="100" w:line="276" w:lineRule="auto"/>
+      <w:spacing w:after="100" w:before="100" w:line="288" w:lineRule="auto"/>
       <w:ind w:firstLine="0" w:left="480" w:right="480"/>
       <w:jc w:val="both"/>
     </w:pPr>
     <w:rPr>
       <w:rFonts w:ascii="Times New Roman" w:eastAsia="Times New Roman" w:hAnsi="Times New Roman"/>
       <w:color w:val="000000"/>
-      <w:sz w:val="24"/>
+      <w:sz w:val="26"/>
     </w:rPr>
   </w:style>
   <w:style w:styleId="FootnoteText" w:type="paragraph">
@@ -3449,13 +3449,13 @@
     <w:unhideWhenUsed/>
     <w:qFormat/>
     <w:pPr>
-      <w:spacing w:line="276" w:lineRule="auto"/>
+      <w:spacing w:line="288" w:lineRule="auto"/>
       <w:jc w:val="both"/>
     </w:pPr>
     <w:rPr>
       <w:rFonts w:ascii="Times New Roman" w:eastAsia="Times New Roman" w:hAnsi="Times New Roman"/>
       <w:color w:val="000000"/>
-      <w:sz w:val="24"/>
+      <w:sz w:val="26"/>
     </w:rPr>
   </w:style>
   <w:style w:default="1" w:styleId="DefaultParagraphFont" w:type="character">
@@ -3465,7 +3465,7 @@
     <w:rPr>
       <w:rFonts w:ascii="Times New Roman" w:eastAsia="Times New Roman" w:hAnsi="Times New Roman"/>
       <w:color w:val="000000"/>
-      <w:sz w:val="24"/>
+      <w:sz w:val="26"/>
     </w:rPr>
   </w:style>
   <w:style w:default="1" w:styleId="Table" w:type="table">
@@ -3475,13 +3475,13 @@
     <w:unhideWhenUsed/>
     <w:qFormat/>
     <w:pPr>
-      <w:spacing w:line="276" w:lineRule="auto"/>
+      <w:spacing w:line="288" w:lineRule="auto"/>
       <w:jc w:val="both"/>
     </w:pPr>
     <w:rPr>
       <w:rFonts w:ascii="Times New Roman" w:eastAsia="Times New Roman" w:hAnsi="Times New Roman"/>
       <w:color w:val="000000"/>
-      <w:sz w:val="24"/>
+      <w:sz w:val="26"/>
     </w:rPr>
     <w:tblPr>
       <w:tblInd w:type="dxa" w:w="0"/>
@@ -3515,27 +3515,27 @@
     <w:pPr>
       <w:keepNext/>
       <w:keepLines/>
-      <w:spacing w:after="0" w:line="276" w:lineRule="auto"/>
+      <w:spacing w:after="0" w:line="288" w:lineRule="auto"/>
       <w:jc w:val="both"/>
     </w:pPr>
     <w:rPr>
       <w:rFonts w:ascii="Times New Roman" w:eastAsia="Times New Roman" w:hAnsi="Times New Roman"/>
       <w:b/>
       <w:color w:val="000000"/>
-      <w:sz w:val="24"/>
+      <w:sz w:val="26"/>
     </w:rPr>
   </w:style>
   <w:style w:customStyle="1" w:styleId="Definition" w:type="paragraph">
     <w:name w:val="Definition"/>
     <w:basedOn w:val="Normal"/>
     <w:pPr>
-      <w:spacing w:line="276" w:lineRule="auto"/>
+      <w:spacing w:line="288" w:lineRule="auto"/>
       <w:jc w:val="both"/>
     </w:pPr>
     <w:rPr>
       <w:rFonts w:ascii="Times New Roman" w:eastAsia="Times New Roman" w:hAnsi="Times New Roman"/>
       <w:color w:val="000000"/>
-      <w:sz w:val="24"/>
+      <w:sz w:val="26"/>
     </w:rPr>
   </w:style>
   <w:style w:styleId="Caption" w:type="paragraph">
@@ -3543,14 +3543,14 @@
     <w:basedOn w:val="Normal"/>
     <w:link w:val="BodyTextChar"/>
     <w:pPr>
-      <w:spacing w:after="120" w:before="0" w:line="276" w:lineRule="auto"/>
+      <w:spacing w:after="120" w:before="0" w:line="288" w:lineRule="auto"/>
       <w:jc w:val="both"/>
     </w:pPr>
     <w:rPr>
       <w:rFonts w:ascii="Times New Roman" w:eastAsia="Times New Roman" w:hAnsi="Times New Roman"/>
       <w:i/>
       <w:color w:val="000000"/>
-      <w:sz w:val="24"/>
+      <w:sz w:val="26"/>
     </w:rPr>
   </w:style>
   <w:style w:customStyle="1" w:styleId="TableCaption" w:type="paragraph">
@@ -3558,39 +3558,39 @@
     <w:basedOn w:val="Caption"/>
     <w:pPr>
       <w:keepNext/>
-      <w:spacing w:line="276" w:lineRule="auto"/>
+      <w:spacing w:line="288" w:lineRule="auto"/>
       <w:jc w:val="both"/>
     </w:pPr>
     <w:rPr>
       <w:rFonts w:ascii="Times New Roman" w:eastAsia="Times New Roman" w:hAnsi="Times New Roman"/>
       <w:color w:val="000000"/>
-      <w:sz w:val="24"/>
+      <w:sz w:val="26"/>
     </w:rPr>
   </w:style>
   <w:style w:customStyle="1" w:styleId="ImageCaption" w:type="paragraph">
     <w:name w:val="Image Caption"/>
     <w:basedOn w:val="Caption"/>
     <w:pPr>
-      <w:spacing w:line="276" w:lineRule="auto"/>
+      <w:spacing w:line="288" w:lineRule="auto"/>
       <w:jc w:val="both"/>
     </w:pPr>
     <w:rPr>
       <w:rFonts w:ascii="Times New Roman" w:eastAsia="Times New Roman" w:hAnsi="Times New Roman"/>
       <w:color w:val="000000"/>
-      <w:sz w:val="24"/>
+      <w:sz w:val="26"/>
     </w:rPr>
   </w:style>
   <w:style w:customStyle="1" w:styleId="Figure" w:type="paragraph">
     <w:name w:val="Figure"/>
     <w:basedOn w:val="Normal"/>
     <w:pPr>
-      <w:spacing w:line="276" w:lineRule="auto"/>
+      <w:spacing w:line="288" w:lineRule="auto"/>
       <w:jc w:val="both"/>
     </w:pPr>
     <w:rPr>
       <w:rFonts w:ascii="Times New Roman" w:eastAsia="Times New Roman" w:hAnsi="Times New Roman"/>
       <w:color w:val="000000"/>
-      <w:sz w:val="24"/>
+      <w:sz w:val="26"/>
     </w:rPr>
   </w:style>
   <w:style w:customStyle="1" w:styleId="CaptionedFigure" w:type="paragraph">
@@ -3598,13 +3598,13 @@
     <w:basedOn w:val="Figure"/>
     <w:pPr>
       <w:keepNext/>
-      <w:spacing w:line="276" w:lineRule="auto"/>
+      <w:spacing w:line="288" w:lineRule="auto"/>
       <w:jc w:val="both"/>
     </w:pPr>
     <w:rPr>
       <w:rFonts w:ascii="Times New Roman" w:eastAsia="Times New Roman" w:hAnsi="Times New Roman"/>
       <w:color w:val="000000"/>
-      <w:sz w:val="24"/>
+      <w:sz w:val="26"/>
     </w:rPr>
   </w:style>
   <w:style w:customStyle="1" w:styleId="BodyTextChar" w:type="character">
@@ -3614,7 +3614,7 @@
     <w:rPr>
       <w:rFonts w:ascii="Times New Roman" w:eastAsia="Times New Roman" w:hAnsi="Times New Roman"/>
       <w:color w:val="000000"/>
-      <w:sz w:val="24"/>
+      <w:sz w:val="26"/>
     </w:rPr>
   </w:style>
   <w:style w:customStyle="1" w:styleId="VerbatimChar" w:type="character">
@@ -3623,7 +3623,7 @@
     <w:rPr>
       <w:rFonts w:ascii="Times New Roman" w:eastAsia="Times New Roman" w:hAnsi="Times New Roman"/>
       <w:color w:val="000000"/>
-      <w:sz w:val="24"/>
+      <w:sz w:val="26"/>
     </w:rPr>
   </w:style>
   <w:style w:customStyle="1" w:styleId="SectionNumber" w:type="character">
@@ -3632,7 +3632,7 @@
     <w:rPr>
       <w:rFonts w:ascii="Times New Roman" w:eastAsia="Times New Roman" w:hAnsi="Times New Roman"/>
       <w:color w:val="000000"/>
-      <w:sz w:val="24"/>
+      <w:sz w:val="26"/>
     </w:rPr>
   </w:style>
   <w:style w:styleId="FootnoteReference" w:type="character">
@@ -3641,7 +3641,7 @@
     <w:rPr>
       <w:rFonts w:ascii="Times New Roman" w:eastAsia="Times New Roman" w:hAnsi="Times New Roman"/>
       <w:color w:val="000000"/>
-      <w:sz w:val="24"/>
+      <w:sz w:val="26"/>
       <w:vertAlign w:val="superscript"/>
     </w:rPr>
   </w:style>
@@ -3651,7 +3651,7 @@
     <w:rPr>
       <w:rFonts w:ascii="Times New Roman" w:eastAsia="Times New Roman" w:hAnsi="Times New Roman"/>
       <w:color w:val="000000"/>
-      <w:sz w:val="24"/>
+      <w:sz w:val="26"/>
     </w:rPr>
   </w:style>
   <w:style w:styleId="TOCHeading" w:type="paragraph">
@@ -3662,7 +3662,7 @@
     <w:unhideWhenUsed/>
     <w:qFormat/>
     <w:pPr>
-      <w:spacing w:before="240" w:line="276" w:lineRule="auto"/>
+      <w:spacing w:before="240" w:line="288" w:lineRule="auto"/>
       <w:jc w:val="both"/>
       <w:outlineLvl w:val="9"/>
     </w:pPr>
@@ -3671,242 +3671,317 @@
       <w:b w:val="0"/>
       <w:bCs w:val="0"/>
       <w:color w:val="000000"/>
-      <w:sz w:val="24"/>
-    </w:rPr>
-  </w:style>
-  <w:style w:type="paragraph" w:customStyle="1" w:styleId="SourceCode">
+      <w:sz w:val="26"/>
+    </w:rPr>
+  </w:style>
+  <w:style w:customStyle="1" w:styleId="SourceCode" w:type="paragraph">
     <w:name w:val="Source Code"/>
     <w:basedOn w:val="Normal"/>
     <w:link w:val="VerbatimChar"/>
     <w:pPr>
       <w:wordWrap w:val="off"/>
+      <w:spacing w:line="288" w:lineRule="auto"/>
+      <w:jc w:val="both"/>
     </w:pPr>
-  </w:style>
-  <w:style w:type="character" w:customStyle="1" w:styleId="KeywordTok">
+    <w:rPr>
+      <w:rFonts w:ascii="Times New Roman" w:eastAsia="Times New Roman" w:hAnsi="Times New Roman"/>
+      <w:color w:val="000000"/>
+      <w:sz w:val="26"/>
+    </w:rPr>
+  </w:style>
+  <w:style w:customStyle="1" w:styleId="KeywordTok" w:type="character">
     <w:name w:val="KeywordTok"/>
     <w:basedOn w:val="VerbatimChar"/>
     <w:rPr>
-      <w:color w:val="007020"/>
+      <w:rFonts w:ascii="Times New Roman" w:eastAsia="Times New Roman" w:hAnsi="Times New Roman"/>
       <w:b/>
-    </w:rPr>
-  </w:style>
-  <w:style w:type="character" w:customStyle="1" w:styleId="DataTypeTok">
+      <w:color w:val="000000"/>
+      <w:sz w:val="26"/>
+    </w:rPr>
+  </w:style>
+  <w:style w:customStyle="1" w:styleId="DataTypeTok" w:type="character">
     <w:name w:val="DataTypeTok"/>
     <w:basedOn w:val="VerbatimChar"/>
     <w:rPr>
-      <w:color w:val="902000"/>
-    </w:rPr>
-  </w:style>
-  <w:style w:type="character" w:customStyle="1" w:styleId="DecValTok">
+      <w:rFonts w:ascii="Times New Roman" w:eastAsia="Times New Roman" w:hAnsi="Times New Roman"/>
+      <w:color w:val="000000"/>
+      <w:sz w:val="26"/>
+    </w:rPr>
+  </w:style>
+  <w:style w:customStyle="1" w:styleId="DecValTok" w:type="character">
     <w:name w:val="DecValTok"/>
     <w:basedOn w:val="VerbatimChar"/>
     <w:rPr>
-      <w:color w:val="40a070"/>
-    </w:rPr>
-  </w:style>
-  <w:style w:type="character" w:customStyle="1" w:styleId="BaseNTok">
+      <w:rFonts w:ascii="Times New Roman" w:eastAsia="Times New Roman" w:hAnsi="Times New Roman"/>
+      <w:color w:val="000000"/>
+      <w:sz w:val="26"/>
+    </w:rPr>
+  </w:style>
+  <w:style w:customStyle="1" w:styleId="BaseNTok" w:type="character">
     <w:name w:val="BaseNTok"/>
     <w:basedOn w:val="VerbatimChar"/>
     <w:rPr>
-      <w:color w:val="40a070"/>
-    </w:rPr>
-  </w:style>
-  <w:style w:type="character" w:customStyle="1" w:styleId="FloatTok">
+      <w:rFonts w:ascii="Times New Roman" w:eastAsia="Times New Roman" w:hAnsi="Times New Roman"/>
+      <w:color w:val="000000"/>
+      <w:sz w:val="26"/>
+    </w:rPr>
+  </w:style>
+  <w:style w:customStyle="1" w:styleId="FloatTok" w:type="character">
     <w:name w:val="FloatTok"/>
     <w:basedOn w:val="VerbatimChar"/>
     <w:rPr>
-      <w:color w:val="40a070"/>
-    </w:rPr>
-  </w:style>
-  <w:style w:type="character" w:customStyle="1" w:styleId="ConstantTok">
+      <w:rFonts w:ascii="Times New Roman" w:eastAsia="Times New Roman" w:hAnsi="Times New Roman"/>
+      <w:color w:val="000000"/>
+      <w:sz w:val="26"/>
+    </w:rPr>
+  </w:style>
+  <w:style w:customStyle="1" w:styleId="ConstantTok" w:type="character">
     <w:name w:val="ConstantTok"/>
     <w:basedOn w:val="VerbatimChar"/>
     <w:rPr>
-      <w:color w:val="880000"/>
-    </w:rPr>
-  </w:style>
-  <w:style w:type="character" w:customStyle="1" w:styleId="CharTok">
+      <w:rFonts w:ascii="Times New Roman" w:eastAsia="Times New Roman" w:hAnsi="Times New Roman"/>
+      <w:color w:val="000000"/>
+      <w:sz w:val="26"/>
+    </w:rPr>
+  </w:style>
+  <w:style w:customStyle="1" w:styleId="CharTok" w:type="character">
     <w:name w:val="CharTok"/>
     <w:basedOn w:val="VerbatimChar"/>
     <w:rPr>
-      <w:color w:val="4070a0"/>
-    </w:rPr>
-  </w:style>
-  <w:style w:type="character" w:customStyle="1" w:styleId="SpecialCharTok">
+      <w:rFonts w:ascii="Times New Roman" w:eastAsia="Times New Roman" w:hAnsi="Times New Roman"/>
+      <w:color w:val="000000"/>
+      <w:sz w:val="26"/>
+    </w:rPr>
+  </w:style>
+  <w:style w:customStyle="1" w:styleId="SpecialCharTok" w:type="character">
     <w:name w:val="SpecialCharTok"/>
     <w:basedOn w:val="VerbatimChar"/>
     <w:rPr>
-      <w:color w:val="4070a0"/>
-    </w:rPr>
-  </w:style>
-  <w:style w:type="character" w:customStyle="1" w:styleId="StringTok">
+      <w:rFonts w:ascii="Times New Roman" w:eastAsia="Times New Roman" w:hAnsi="Times New Roman"/>
+      <w:color w:val="000000"/>
+      <w:sz w:val="26"/>
+    </w:rPr>
+  </w:style>
+  <w:style w:customStyle="1" w:styleId="StringTok" w:type="character">
     <w:name w:val="StringTok"/>
     <w:basedOn w:val="VerbatimChar"/>
     <w:rPr>
-      <w:color w:val="4070a0"/>
-    </w:rPr>
-  </w:style>
-  <w:style w:type="character" w:customStyle="1" w:styleId="VerbatimStringTok">
+      <w:rFonts w:ascii="Times New Roman" w:eastAsia="Times New Roman" w:hAnsi="Times New Roman"/>
+      <w:color w:val="000000"/>
+      <w:sz w:val="26"/>
+    </w:rPr>
+  </w:style>
+  <w:style w:customStyle="1" w:styleId="VerbatimStringTok" w:type="character">
     <w:name w:val="VerbatimStringTok"/>
     <w:basedOn w:val="VerbatimChar"/>
     <w:rPr>
-      <w:color w:val="4070a0"/>
-    </w:rPr>
-  </w:style>
-  <w:style w:type="character" w:customStyle="1" w:styleId="SpecialStringTok">
+      <w:rFonts w:ascii="Times New Roman" w:eastAsia="Times New Roman" w:hAnsi="Times New Roman"/>
+      <w:color w:val="000000"/>
+      <w:sz w:val="26"/>
+    </w:rPr>
+  </w:style>
+  <w:style w:customStyle="1" w:styleId="SpecialStringTok" w:type="character">
     <w:name w:val="SpecialStringTok"/>
     <w:basedOn w:val="VerbatimChar"/>
     <w:rPr>
-      <w:color w:val="bb6688"/>
-    </w:rPr>
-  </w:style>
-  <w:style w:type="character" w:customStyle="1" w:styleId="ImportTok">
+      <w:rFonts w:ascii="Times New Roman" w:eastAsia="Times New Roman" w:hAnsi="Times New Roman"/>
+      <w:color w:val="000000"/>
+      <w:sz w:val="26"/>
+    </w:rPr>
+  </w:style>
+  <w:style w:customStyle="1" w:styleId="ImportTok" w:type="character">
     <w:name w:val="ImportTok"/>
     <w:basedOn w:val="VerbatimChar"/>
     <w:rPr>
-      <w:color w:val="008000"/>
+      <w:rFonts w:ascii="Times New Roman" w:eastAsia="Times New Roman" w:hAnsi="Times New Roman"/>
       <w:b/>
-    </w:rPr>
-  </w:style>
-  <w:style w:type="character" w:customStyle="1" w:styleId="CommentTok">
+      <w:color w:val="000000"/>
+      <w:sz w:val="26"/>
+    </w:rPr>
+  </w:style>
+  <w:style w:customStyle="1" w:styleId="CommentTok" w:type="character">
     <w:name w:val="CommentTok"/>
     <w:basedOn w:val="VerbatimChar"/>
     <w:rPr>
-      <w:color w:val="60a0b0"/>
+      <w:rFonts w:ascii="Times New Roman" w:eastAsia="Times New Roman" w:hAnsi="Times New Roman"/>
       <w:i/>
-    </w:rPr>
-  </w:style>
-  <w:style w:type="character" w:customStyle="1" w:styleId="DocumentationTok">
+      <w:color w:val="000000"/>
+      <w:sz w:val="26"/>
+    </w:rPr>
+  </w:style>
+  <w:style w:customStyle="1" w:styleId="DocumentationTok" w:type="character">
     <w:name w:val="DocumentationTok"/>
     <w:basedOn w:val="VerbatimChar"/>
     <w:rPr>
-      <w:color w:val="ba2121"/>
+      <w:rFonts w:ascii="Times New Roman" w:eastAsia="Times New Roman" w:hAnsi="Times New Roman"/>
       <w:i/>
-    </w:rPr>
-  </w:style>
-  <w:style w:type="character" w:customStyle="1" w:styleId="AnnotationTok">
+      <w:color w:val="000000"/>
+      <w:sz w:val="26"/>
+    </w:rPr>
+  </w:style>
+  <w:style w:customStyle="1" w:styleId="AnnotationTok" w:type="character">
     <w:name w:val="AnnotationTok"/>
     <w:basedOn w:val="VerbatimChar"/>
     <w:rPr>
-      <w:color w:val="60a0b0"/>
+      <w:rFonts w:ascii="Times New Roman" w:eastAsia="Times New Roman" w:hAnsi="Times New Roman"/>
       <w:b/>
       <w:i/>
-    </w:rPr>
-  </w:style>
-  <w:style w:type="character" w:customStyle="1" w:styleId="CommentVarTok">
+      <w:color w:val="000000"/>
+      <w:sz w:val="26"/>
+    </w:rPr>
+  </w:style>
+  <w:style w:customStyle="1" w:styleId="CommentVarTok" w:type="character">
     <w:name w:val="CommentVarTok"/>
     <w:basedOn w:val="VerbatimChar"/>
     <w:rPr>
-      <w:color w:val="60a0b0"/>
+      <w:rFonts w:ascii="Times New Roman" w:eastAsia="Times New Roman" w:hAnsi="Times New Roman"/>
       <w:b/>
       <w:i/>
-    </w:rPr>
-  </w:style>
-  <w:style w:type="character" w:customStyle="1" w:styleId="OtherTok">
+      <w:color w:val="000000"/>
+      <w:sz w:val="26"/>
+    </w:rPr>
+  </w:style>
+  <w:style w:customStyle="1" w:styleId="OtherTok" w:type="character">
     <w:name w:val="OtherTok"/>
     <w:basedOn w:val="VerbatimChar"/>
     <w:rPr>
-      <w:color w:val="007020"/>
-    </w:rPr>
-  </w:style>
-  <w:style w:type="character" w:customStyle="1" w:styleId="FunctionTok">
+      <w:rFonts w:ascii="Times New Roman" w:eastAsia="Times New Roman" w:hAnsi="Times New Roman"/>
+      <w:color w:val="000000"/>
+      <w:sz w:val="26"/>
+    </w:rPr>
+  </w:style>
+  <w:style w:customStyle="1" w:styleId="FunctionTok" w:type="character">
     <w:name w:val="FunctionTok"/>
     <w:basedOn w:val="VerbatimChar"/>
     <w:rPr>
-      <w:color w:val="06287e"/>
-    </w:rPr>
-  </w:style>
-  <w:style w:type="character" w:customStyle="1" w:styleId="VariableTok">
+      <w:rFonts w:ascii="Times New Roman" w:eastAsia="Times New Roman" w:hAnsi="Times New Roman"/>
+      <w:color w:val="000000"/>
+      <w:sz w:val="26"/>
+    </w:rPr>
+  </w:style>
+  <w:style w:customStyle="1" w:styleId="VariableTok" w:type="character">
     <w:name w:val="VariableTok"/>
     <w:basedOn w:val="VerbatimChar"/>
     <w:rPr>
-      <w:color w:val="19177c"/>
-    </w:rPr>
-  </w:style>
-  <w:style w:type="character" w:customStyle="1" w:styleId="ControlFlowTok">
+      <w:rFonts w:ascii="Times New Roman" w:eastAsia="Times New Roman" w:hAnsi="Times New Roman"/>
+      <w:color w:val="000000"/>
+      <w:sz w:val="26"/>
+    </w:rPr>
+  </w:style>
+  <w:style w:customStyle="1" w:styleId="ControlFlowTok" w:type="character">
     <w:name w:val="ControlFlowTok"/>
     <w:basedOn w:val="VerbatimChar"/>
     <w:rPr>
-      <w:color w:val="007020"/>
+      <w:rFonts w:ascii="Times New Roman" w:eastAsia="Times New Roman" w:hAnsi="Times New Roman"/>
       <w:b/>
-    </w:rPr>
-  </w:style>
-  <w:style w:type="character" w:customStyle="1" w:styleId="OperatorTok">
+      <w:color w:val="000000"/>
+      <w:sz w:val="26"/>
+    </w:rPr>
+  </w:style>
+  <w:style w:customStyle="1" w:styleId="OperatorTok" w:type="character">
     <w:name w:val="OperatorTok"/>
     <w:basedOn w:val="VerbatimChar"/>
     <w:rPr>
-      <w:color w:val="666666"/>
-    </w:rPr>
-  </w:style>
-  <w:style w:type="character" w:customStyle="1" w:styleId="BuiltInTok">
+      <w:rFonts w:ascii="Times New Roman" w:eastAsia="Times New Roman" w:hAnsi="Times New Roman"/>
+      <w:color w:val="000000"/>
+      <w:sz w:val="26"/>
+    </w:rPr>
+  </w:style>
+  <w:style w:customStyle="1" w:styleId="BuiltInTok" w:type="character">
     <w:name w:val="BuiltInTok"/>
     <w:basedOn w:val="VerbatimChar"/>
     <w:rPr>
-      <w:color w:val="008000"/>
-    </w:rPr>
-  </w:style>
-  <w:style w:type="character" w:customStyle="1" w:styleId="ExtensionTok">
+      <w:rFonts w:ascii="Times New Roman" w:eastAsia="Times New Roman" w:hAnsi="Times New Roman"/>
+      <w:color w:val="000000"/>
+      <w:sz w:val="26"/>
+    </w:rPr>
+  </w:style>
+  <w:style w:customStyle="1" w:styleId="ExtensionTok" w:type="character">
     <w:name w:val="ExtensionTok"/>
     <w:basedOn w:val="VerbatimChar"/>
-    <w:rPr/>
-  </w:style>
-  <w:style w:type="character" w:customStyle="1" w:styleId="PreprocessorTok">
+    <w:rPr>
+      <w:rFonts w:ascii="Times New Roman" w:eastAsia="Times New Roman" w:hAnsi="Times New Roman"/>
+      <w:color w:val="000000"/>
+      <w:sz w:val="26"/>
+    </w:rPr>
+  </w:style>
+  <w:style w:customStyle="1" w:styleId="PreprocessorTok" w:type="character">
     <w:name w:val="PreprocessorTok"/>
     <w:basedOn w:val="VerbatimChar"/>
     <w:rPr>
-      <w:color w:val="bc7a00"/>
-    </w:rPr>
-  </w:style>
-  <w:style w:type="character" w:customStyle="1" w:styleId="AttributeTok">
+      <w:rFonts w:ascii="Times New Roman" w:eastAsia="Times New Roman" w:hAnsi="Times New Roman"/>
+      <w:color w:val="000000"/>
+      <w:sz w:val="26"/>
+    </w:rPr>
+  </w:style>
+  <w:style w:customStyle="1" w:styleId="AttributeTok" w:type="character">
     <w:name w:val="AttributeTok"/>
     <w:basedOn w:val="VerbatimChar"/>
     <w:rPr>
-      <w:color w:val="7d9029"/>
-    </w:rPr>
-  </w:style>
-  <w:style w:type="character" w:customStyle="1" w:styleId="RegionMarkerTok">
+      <w:rFonts w:ascii="Times New Roman" w:eastAsia="Times New Roman" w:hAnsi="Times New Roman"/>
+      <w:color w:val="000000"/>
+      <w:sz w:val="26"/>
+    </w:rPr>
+  </w:style>
+  <w:style w:customStyle="1" w:styleId="RegionMarkerTok" w:type="character">
     <w:name w:val="RegionMarkerTok"/>
     <w:basedOn w:val="VerbatimChar"/>
-    <w:rPr/>
-  </w:style>
-  <w:style w:type="character" w:customStyle="1" w:styleId="InformationTok">
+    <w:rPr>
+      <w:rFonts w:ascii="Times New Roman" w:eastAsia="Times New Roman" w:hAnsi="Times New Roman"/>
+      <w:color w:val="000000"/>
+      <w:sz w:val="26"/>
+    </w:rPr>
+  </w:style>
+  <w:style w:customStyle="1" w:styleId="InformationTok" w:type="character">
     <w:name w:val="InformationTok"/>
     <w:basedOn w:val="VerbatimChar"/>
     <w:rPr>
-      <w:color w:val="60a0b0"/>
+      <w:rFonts w:ascii="Times New Roman" w:eastAsia="Times New Roman" w:hAnsi="Times New Roman"/>
       <w:b/>
       <w:i/>
-    </w:rPr>
-  </w:style>
-  <w:style w:type="character" w:customStyle="1" w:styleId="WarningTok">
+      <w:color w:val="000000"/>
+      <w:sz w:val="26"/>
+    </w:rPr>
+  </w:style>
+  <w:style w:customStyle="1" w:styleId="WarningTok" w:type="character">
     <w:name w:val="WarningTok"/>
     <w:basedOn w:val="VerbatimChar"/>
     <w:rPr>
-      <w:color w:val="60a0b0"/>
+      <w:rFonts w:ascii="Times New Roman" w:eastAsia="Times New Roman" w:hAnsi="Times New Roman"/>
       <w:b/>
       <w:i/>
-    </w:rPr>
-  </w:style>
-  <w:style w:type="character" w:customStyle="1" w:styleId="AlertTok">
+      <w:color w:val="000000"/>
+      <w:sz w:val="26"/>
+    </w:rPr>
+  </w:style>
+  <w:style w:customStyle="1" w:styleId="AlertTok" w:type="character">
     <w:name w:val="AlertTok"/>
     <w:basedOn w:val="VerbatimChar"/>
     <w:rPr>
-      <w:color w:val="ff0000"/>
+      <w:rFonts w:ascii="Times New Roman" w:eastAsia="Times New Roman" w:hAnsi="Times New Roman"/>
       <w:b/>
-    </w:rPr>
-  </w:style>
-  <w:style w:type="character" w:customStyle="1" w:styleId="ErrorTok">
+      <w:color w:val="000000"/>
+      <w:sz w:val="26"/>
+    </w:rPr>
+  </w:style>
+  <w:style w:customStyle="1" w:styleId="ErrorTok" w:type="character">
     <w:name w:val="ErrorTok"/>
     <w:basedOn w:val="VerbatimChar"/>
     <w:rPr>
-      <w:color w:val="ff0000"/>
+      <w:rFonts w:ascii="Times New Roman" w:eastAsia="Times New Roman" w:hAnsi="Times New Roman"/>
       <w:b/>
-    </w:rPr>
-  </w:style>
-  <w:style w:type="character" w:customStyle="1" w:styleId="NormalTok">
+      <w:color w:val="000000"/>
+      <w:sz w:val="26"/>
+    </w:rPr>
+  </w:style>
+  <w:style w:customStyle="1" w:styleId="NormalTok" w:type="character">
     <w:name w:val="NormalTok"/>
     <w:basedOn w:val="VerbatimChar"/>
-    <w:rPr/>
+    <w:rPr>
+      <w:rFonts w:ascii="Times New Roman" w:eastAsia="Times New Roman" w:hAnsi="Times New Roman"/>
+      <w:color w:val="000000"/>
+      <w:sz w:val="26"/>
+    </w:rPr>
   </w:style>
 </w:styles>
 </file>

--- a/dist/BO_NOP_HOAN_CHINH_2026-06/3_luan_an_chuong_phu_luc/00_phan_dau_vi.docx
+++ b/dist/BO_NOP_HOAN_CHINH_2026-06/3_luan_an_chuong_phu_luc/00_phan_dau_vi.docx
@@ -2,32 +2,6 @@
 <file path=word/document.xml><?xml version="1.0" encoding="utf-8"?>
 <w:document xmlns:w="http://schemas.openxmlformats.org/wordprocessingml/2006/main" xmlns:m="http://schemas.openxmlformats.org/officeDocument/2006/math" xmlns:r="http://schemas.openxmlformats.org/officeDocument/2006/relationships" xmlns:o="urn:schemas-microsoft-com:office:office" xmlns:v="urn:schemas-microsoft-com:vml" xmlns:w10="urn:schemas-microsoft-com:office:word" xmlns:a="http://schemas.openxmlformats.org/drawingml/2006/main" xmlns:pic="http://schemas.openxmlformats.org/drawingml/2006/picture" xmlns:wp="http://schemas.openxmlformats.org/drawingml/2006/wordprocessingDrawing">
   <w:body>
-    <w:sdt>
-      <w:sdtPr>
-        <w:docPartObj>
-          <w:docPartGallery w:val="Table of Contents"/>
-          <w:docPartUnique/>
-        </w:docPartObj>
-      </w:sdtPr>
-      <w:sdtContent>
-        <w:p>
-          <w:pPr>
-            <w:pStyle w:val="TOCHeading"/>
-          </w:pPr>
-          <w:r>
-            <w:t xml:space="preserve">Table of Contents</w:t>
-          </w:r>
-        </w:p>
-        <w:p>
-          <w:r>
-            <w:fldChar w:fldCharType="begin" w:dirty="true"/>
-            <w:instrText xml:space="preserve">TOC \o "1-3" \h \z \u</w:instrText>
-            <w:fldChar w:fldCharType="separate"/>
-            <w:fldChar w:fldCharType="end"/>
-          </w:r>
-        </w:p>
-      </w:sdtContent>
-    </w:sdt>
     <w:bookmarkStart w:id="20" w:name="lời-cảm-ơn"/>
     <w:p>
       <w:pPr>
@@ -440,13 +414,13 @@
         <w:t xml:space="preserve"> </w:t>
       </w:r>
       <w:r>
-        <w:t xml:space="preserve">- Bảng 2.1. Ánh xạ nghiên cứu thành phần, mục trình bày, giả thuyết (Chương 2, Mục 2.5)</w:t>
-      </w:r>
-      <w:r>
-        <w:t xml:space="preserve"> </w:t>
-      </w:r>
-      <w:r>
-        <w:t xml:space="preserve">- Bảng 2.2. Tổng hợp hệ giả thuyết: phát biểu, dấu kỳ vọng, cơ sở lý thuyết và biến kiểm định (Chương 2, Mục 2.5.8)</w:t>
+        <w:t xml:space="preserve">- Bảng 2.1. Tổng hợp hệ giả thuyết: phát biểu, dấu kỳ vọng, cơ sở lý thuyết và biến kiểm định (Chương 2, Mục 2.5.8)</w:t>
+      </w:r>
+      <w:r>
+        <w:t xml:space="preserve"> </w:t>
+      </w:r>
+      <w:r>
+        <w:t xml:space="preserve">- Bảng 2.2. Ánh xạ nghiên cứu thành phần, mục trình bày, giả thuyết (Chương 2, Mục 2.5.9)</w:t>
       </w:r>
       <w:r>
         <w:t xml:space="preserve"> </w:t>

--- a/dist/BO_NOP_HOAN_CHINH_2026-06/3_luan_an_chuong_phu_luc/00_phan_dau_vi.docx
+++ b/dist/BO_NOP_HOAN_CHINH_2026-06/3_luan_an_chuong_phu_luc/00_phan_dau_vi.docx
@@ -45,7 +45,7 @@
         <w:pStyle w:val="FirstParagraph"/>
       </w:pPr>
       <w:r>
-        <w:t xml:space="preserve">Luận án nghiên cứu mối quan hệ giữa quốc tế hóa và hiệu quả hoạt động kinh doanh của doanh nghiệp (internationalization–firm performance, I–P) tại châu Á, tập trung làm rõ các điều kiện biên giải thích sự dị biệt cao trong mối quan hệ này. Trên cơ sở tích hợp bốn lý thuyết kinh điển, mô hình Uppsala, lý thuyết dựa trên nguồn lực (RBV), lý thuyết thể chế và lý thuyết thượng tầng quản trị, cùng lớp mở rộng về năng lực số, luận án xây dựng khung giải thích đa tầng CDCM (Country–Digital–Capability Moderation) với ba tầng điều tiết: bối cảnh thể chế (vận hành hóa bằng khung phân loại ICRV sáu nhóm), năng lực số (phân tách năng lực công nghệ TCI và chỉ số chấp nhận số DAI), và đặc điểm nhà quản trị cấp cao.</w:t>
+        <w:t xml:space="preserve">Luận án nghiên cứu mối quan hệ giữa quốc tế hóa và hiệu quả hoạt động kinh doanh của doanh nghiệp (internationalization–firm performance, I–P) tại châu Á, tập trung làm rõ các điều kiện biên giải thích sự dị biệt cao trong mối quan hệ này. Trên cơ sở tích hợp bốn lý thuyết kinh điển, mô hình Uppsala, lý thuyết dựa trên nguồn lực (RBV), lý thuyết thể chế và lý thuyết thượng tầng quản trị, cùng lớp mở rộng về năng lực số, luận án xây dựng khung giải thích đa tầng CDCM (Country–Digital–Capability Moderation) với ba tầng điều tiết: bối cảnh thể chế (vận hành hóa bằng khung phân loại ICRV sáu nhóm), năng lực số (phân tách năng lực công nghệ TCI và chỉ số chấp nhận số DAI), và đặc điểm nhà quản trị cấp cao. Luận điểm trọng tâm mà luận án đề xuất và kiểm định có điều kiện là thể chế không chỉ điều tiết độ lớn mà còn có thể định hình dấu và dạng hình của quan hệ I–P; ở cực trị thể chế yếu nhất, bằng chứng cho thấy họ mô hình chữ U ngược có xu hướng không còn áp dụng. Bằng chứng về vai trò định hình dạng hàm là có điều kiện và phụ thuộc bối cảnh, không phổ quát trên toàn mẫu (xem Chương 4).</w:t>
       </w:r>
     </w:p>
     <w:p>
@@ -53,7 +53,7 @@
         <w:pStyle w:val="BodyText"/>
       </w:pPr>
       <w:r>
-        <w:t xml:space="preserve">Luận án sử dụng thiết kế hỗn hợp tổng hợp–thực nghiệm (mixed synthesis-empirical): (i) một phân tích tổng hợp (meta-analysis) ba tầng giai đoạn 1977–2026 với k = 238 nghiên cứu; và (ii) phân tích thực nghiệm dữ liệu doanh nghiệp từ Khảo sát Doanh nghiệp của Ngân hàng Thế giới (WBES) trên 50 nền kinh tế châu Á và Thái Bình Dương (gồm Nhật Bản; mẫu hồi quy chính N = 81.022 doanh nghiệp), bổ sung bằng các phân tích quốc gia chuyên sâu (Việt Nam, Singapore, Trung Quốc, Ấn Độ) và trường hợp biên là bảy nền kinh tế đảo nhỏ đang phát triển (SIDS) Thái Bình Dương.</w:t>
+        <w:t xml:space="preserve">Luận án sử dụng thiết kế hỗn hợp tổng hợp–thực nghiệm (mixed synthesis-empirical): (i) một phân tích tổng hợp (meta-analysis) ba tầng giai đoạn 1977–2026 với k = 238 nghiên cứu; và (ii) phân tích thực nghiệm dữ liệu doanh nghiệp từ Khảo sát Doanh nghiệp của Ngân hàng Thế giới (WBES) trên 50 nền kinh tế châu Á và Thái Bình Dương (khung phân tích 88.869 doanh nghiệp trên 103 cặp nền–năm, gồm Nhật Bản; mẫu hồi quy bậc hai N = 81.022 và mô hình đầy đủ N = 79.080 doanh nghiệp sau khi loại theo danh sách các biến điều tiết khuyết), bổ sung bằng các phân tích quốc gia chuyên sâu (Việt Nam, Singapore, Trung Quốc, Ấn Độ) và trường hợp biên là bảy nền kinh tế đảo nhỏ đang phát triển (SIDS) Thái Bình Dương.</w:t>
       </w:r>
     </w:p>
     <w:p>
@@ -203,7 +203,7 @@
         <w:pStyle w:val="FirstParagraph"/>
       </w:pPr>
       <w:r>
-        <w:t xml:space="preserve">This dissertation examines the internationalization–firm performance (I–P) relationship across Asia, focusing on the boundary conditions that explain its well-documented heterogeneity. Integrating four foundational theories, the Uppsala model, the resource-based view (RBV), institutional theory, and upper echelons theory, with a digital-capability extension, the dissertation develops a multi-tier moderation framework, CDCM (Country–Digital–Capability Moderation), comprising three moderating tiers: institutional context (operationalized through a six-group ICRV taxonomy), digital capability (separating technological capability, TCI, from digital adoption, DAI), and top-manager characteristics.</w:t>
+        <w:t xml:space="preserve">This dissertation examines the internationalization–firm performance (I–P) relationship across Asia, focusing on the boundary conditions that explain its well-documented heterogeneity. Integrating four foundational theories, the Uppsala model, the resource-based view (RBV), institutional theory, and upper echelons theory, with a digital-capability extension, the dissertation develops a multi-tier moderation framework, CDCM (Country–Digital–Capability Moderation), comprising three moderating tiers: institutional context (operationalized through a six-group ICRV taxonomy), digital capability (separating technological capability, TCI, from digital adoption, DAI), and top-manager characteristics. The dissertation’s central thesis, which it advances and conditionally tests, is that institutions moderate not merely the magnitude but may also shape the sign and form of the I–P relationship, and that at the weakest-institution extreme the inverted-U family appears to cease to apply. Evidence for the shape-moderation claim is conditional and context-dependent rather than universal across the pool (see Chapter 4).</w:t>
       </w:r>
     </w:p>
     <w:p>
@@ -211,7 +211,7 @@
         <w:pStyle w:val="BodyText"/>
       </w:pPr>
       <w:r>
-        <w:t xml:space="preserve">The study adopts a mixed synthesis-empirical design: (i) a three-level meta-analysis spanning 1977–2026 (k = 238 studies); and (ii) firm-level empirical analysis of World Bank Enterprise Survey (WBES) microdata across 50 Asian and Pacific economies (including Japan; main regression sample N = 81,022 firms), complemented by country-specific analyses (Vietnam, Singapore, China, India) and a boundary case of seven Pacific Small Island Developing States (SIDS).</w:t>
+        <w:t xml:space="preserve">The study adopts a mixed synthesis-empirical design: (i) a three-level meta-analysis spanning 1977–2026 (k = 238 studies); and (ii) firm-level empirical analysis of World Bank Enterprise Survey (WBES) microdata across 50 Asian and Pacific economies (an analytic frame of 88,869 firms across 103 economy-year pairs, including Japan; quadratic-model N = 81,022 and full-model N = 79,080 after listwise deletion on the moderators), complemented by country-specific analyses (Vietnam, Singapore, China, India) and a boundary case of seven Pacific Small Island Developing States (SIDS).</w:t>
       </w:r>
     </w:p>
     <w:p>
@@ -487,6 +487,48 @@
       </w:r>
       <w:r>
         <w:t xml:space="preserve">- Bảng 4.10. Tổng hợp ước lượng các nghiên cứu thành phần thực nghiệm (Chương 4, Mục 4.11)</w:t>
+      </w:r>
+      <w:r>
+        <w:t xml:space="preserve"> </w:t>
+      </w:r>
+      <w:r>
+        <w:t xml:space="preserve">- Bảng 5.1. Sợi chỉ vàng tích hợp: câu hỏi nghiên cứu, nghiên cứu thành phần, giả thuyết, phát hiện thực nghiệm chủ chốt, đóng góp lý thuyết (Chương 5, Mục 5.1.8)</w:t>
+      </w:r>
+    </w:p>
+    <w:p>
+      <w:pPr>
+        <w:pStyle w:val="BodyText"/>
+      </w:pPr>
+      <w:r>
+        <w:rPr>
+          <w:bCs/>
+          <w:b/>
+        </w:rPr>
+        <w:t xml:space="preserve">Bảng phụ lục (không đánh số trong danh mục, theo mục):</w:t>
+      </w:r>
+      <w:r>
+        <w:t xml:space="preserve"> </w:t>
+      </w:r>
+      <w:r>
+        <w:t xml:space="preserve">- Bảng C.1. Kết quả hồi quy chính và điểm uốn của tám nghiên cứu thành phần (Phụ lục C, Mục C.1)</w:t>
+      </w:r>
+      <w:r>
+        <w:t xml:space="preserve"> </w:t>
+      </w:r>
+      <w:r>
+        <w:t xml:space="preserve">- Bảng C.2. Chi tiết phân tích tổng hợp ba tầng P6 (Phụ lục C, Mục C.2)</w:t>
+      </w:r>
+      <w:r>
+        <w:t xml:space="preserve"> </w:t>
+      </w:r>
+      <w:r>
+        <w:t xml:space="preserve">- Bảng C.3. Điểm uốn theo sáu nhóm ICRV trong kiểm định toàn mẫu P7 (Phụ lục C, Mục C.3)</w:t>
+      </w:r>
+      <w:r>
+        <w:t xml:space="preserve"> </w:t>
+      </w:r>
+      <w:r>
+        <w:t xml:space="preserve">- Bảng C.4. Tóm tắt kiểm định độ vững theo từng nghiên cứu thành phần (Phụ lục C, Mục C.4)</w:t>
       </w:r>
     </w:p>
     <w:p>
@@ -790,6 +832,44 @@
               <w:jc w:val="left"/>
             </w:pPr>
             <w:r>
+              <w:t xml:space="preserve">Bậc 1–4</w:t>
+            </w:r>
+          </w:p>
+        </w:tc>
+        <w:tc>
+          <w:tcPr/>
+          <w:p>
+            <w:pPr>
+              <w:pStyle w:val="Compact"/>
+              <w:jc w:val="left"/>
+            </w:pPr>
+            <w:r>
+              <w:t xml:space="preserve">Digital adoption tiers 1–4</w:t>
+            </w:r>
+          </w:p>
+        </w:tc>
+        <w:tc>
+          <w:tcPr/>
+          <w:p>
+            <w:pPr>
+              <w:pStyle w:val="Compact"/>
+              <w:jc w:val="left"/>
+            </w:pPr>
+            <w:r>
+              <w:t xml:space="preserve">Bốn bậc chuyển đổi số dùng để phân tầng chỉ số chấp nhận số (DAI): Bậc 1 hiện diện số cơ bản (website), Bậc 2 giao dịch số (thanh toán điện tử), Bậc 3 tích hợp hệ thống, Bậc 4 năng lực số nâng cao; dữ liệu WBES chỉ đo được Bậc 1–2</w:t>
+            </w:r>
+          </w:p>
+        </w:tc>
+      </w:tr>
+      <w:tr>
+        <w:tc>
+          <w:tcPr/>
+          <w:p>
+            <w:pPr>
+              <w:pStyle w:val="Compact"/>
+              <w:jc w:val="left"/>
+            </w:pPr>
+            <w:r>
               <w:t xml:space="preserve">CDCM</w:t>
             </w:r>
           </w:p>
@@ -1982,19 +2062,61 @@
         <w:pStyle w:val="FirstParagraph"/>
       </w:pPr>
       <w:r>
-        <w:t xml:space="preserve">Luận án được phát triển gắn với chuỗi nghiên cứu thành phần (ký hiệu nội bộ P1–P11) và một chương sách của nghiên cứu sinh. Các công trình được phân tách rõ theo trạng thái công bố.</w:t>
-      </w:r>
-    </w:p>
-    <w:p>
-      <w:pPr>
-        <w:pStyle w:val="BodyText"/>
-      </w:pPr>
+        <w:t xml:space="preserve">Luận án được phát triển gắn với chuỗi nghiên cứu thành phần (ký hiệu nội bộ P1–P11) và một chương sách của nghiên cứu sinh. Các công trình được phân tách theo vai trò trong luận án: (i) công trình đã công bố là</w:t>
+      </w:r>
+      <w:r>
+        <w:t xml:space="preserve"> </w:t>
+      </w:r>
       <w:r>
         <w:rPr>
           <w:bCs/>
           <w:b/>
         </w:rPr>
-        <w:t xml:space="preserve">A. Đã công bố (đã bình duyệt)</w:t>
+        <w:t xml:space="preserve">kết quả của luận án</w:t>
+      </w:r>
+      <w:r>
+        <w:t xml:space="preserve">; (ii) công trình đã công bố là</w:t>
+      </w:r>
+      <w:r>
+        <w:t xml:space="preserve"> </w:t>
+      </w:r>
+      <w:r>
+        <w:rPr>
+          <w:bCs/>
+          <w:b/>
+        </w:rPr>
+        <w:t xml:space="preserve">tiền đề được luận án mở rộng</w:t>
+      </w:r>
+      <w:r>
+        <w:t xml:space="preserve">, chỉ trích dẫn (không tính là sản phẩm chính); (iii) bản thảo</w:t>
+      </w:r>
+      <w:r>
+        <w:t xml:space="preserve"> </w:t>
+      </w:r>
+      <w:r>
+        <w:rPr>
+          <w:bCs/>
+          <w:b/>
+        </w:rPr>
+        <w:t xml:space="preserve">kết quả của luận án</w:t>
+      </w:r>
+      <w:r>
+        <w:t xml:space="preserve"> </w:t>
+      </w:r>
+      <w:r>
+        <w:t xml:space="preserve">đang hoàn thiện; và (iv) sản phẩm phần mềm.</w:t>
+      </w:r>
+    </w:p>
+    <w:p>
+      <w:pPr>
+        <w:pStyle w:val="BodyText"/>
+      </w:pPr>
+      <w:r>
+        <w:rPr>
+          <w:bCs/>
+          <w:b/>
+        </w:rPr>
+        <w:t xml:space="preserve">A. Đã công bố — kết quả của luận án (đã bình duyệt)</w:t>
       </w:r>
     </w:p>
     <w:p>
@@ -2006,6 +2128,123 @@
         <w:pStyle w:val="Compact"/>
       </w:pPr>
       <w:r>
+        <w:t xml:space="preserve">Do, T. H., &amp; Phan, A. T. (2026). Unveiling the impact of Chinese manufacturing SMEs’ internationalization on performance.</w:t>
+      </w:r>
+      <w:r>
+        <w:t xml:space="preserve"> </w:t>
+      </w:r>
+      <w:r>
+        <w:rPr>
+          <w:iCs/>
+          <w:i/>
+        </w:rPr>
+        <w:t xml:space="preserve">Journal of Finance &amp; Accounting Research, 39</w:t>
+      </w:r>
+      <w:r>
+        <w:t xml:space="preserve">(2), 287–291.</w:t>
+      </w:r>
+      <w:r>
+        <w:t xml:space="preserve"> </w:t>
+      </w:r>
+      <w:r>
+        <w:rPr>
+          <w:iCs/>
+          <w:i/>
+        </w:rPr>
+        <w:t xml:space="preserve">(Nghiên cứu thành phần P2: chữ U ngược ở doanh nghiệp sản xuất nhỏ và vừa Trung Quốc, điểm uốn 47,8%, cơ chế bẫy vốn lưu động; được trình bày trong luận án ở Mục 4.4.8. Bổ trợ cho P5 với câu hỏi và thước đo khác (P2: dạng hàm và cơ chế; P5: tính ổn định theo thời gian), điểm uốn trùng khớp là kiểm chứng chéo chứ không phải đếm trùng.)</w:t>
+      </w:r>
+    </w:p>
+    <w:p>
+      <w:pPr>
+        <w:numPr>
+          <w:ilvl w:val="0"/>
+          <w:numId w:val="1002"/>
+        </w:numPr>
+        <w:pStyle w:val="Compact"/>
+      </w:pPr>
+      <w:r>
+        <w:t xml:space="preserve">Do, T. H., &amp; Phan, A. T. (2025). Internationalization and firm performance of firms in India: The role of top management. In M. Bartekova (Ed.),</w:t>
+      </w:r>
+      <w:r>
+        <w:t xml:space="preserve"> </w:t>
+      </w:r>
+      <w:r>
+        <w:rPr>
+          <w:iCs/>
+          <w:i/>
+        </w:rPr>
+        <w:t xml:space="preserve">International business research: Traditional and creative approaches</w:t>
+      </w:r>
+      <w:r>
+        <w:t xml:space="preserve">. IntechOpen. https://doi.org/10.5772/intechopen.1011012</w:t>
+      </w:r>
+      <w:r>
+        <w:t xml:space="preserve"> </w:t>
+      </w:r>
+      <w:r>
+        <w:rPr>
+          <w:iCs/>
+          <w:i/>
+        </w:rPr>
+        <w:t xml:space="preserve">(Chương sách về Ấn Độ, 380 doanh nghiệp WBES, ước lượng FGLS, biến điều tiết thượng tầng quản trị (kinh nghiệm và giới tính nhà quản trị); là kết quả độc lập, khác hoàn toàn nghiên cứu thành phần P9 về biến phụ thuộc, dạng hàm, khung lý thuyết, biến điều tiết và mẫu, nên không bị P9 chứa hay thay thế.)</w:t>
+      </w:r>
+    </w:p>
+    <w:p>
+      <w:pPr>
+        <w:pStyle w:val="FirstParagraph"/>
+      </w:pPr>
+      <w:r>
+        <w:rPr>
+          <w:bCs/>
+          <w:b/>
+        </w:rPr>
+        <w:t xml:space="preserve">B. Đã công bố — công trình tiền đề được luận án mở rộng (chỉ trích dẫn)</w:t>
+      </w:r>
+    </w:p>
+    <w:p>
+      <w:pPr>
+        <w:numPr>
+          <w:ilvl w:val="0"/>
+          <w:numId w:val="1003"/>
+        </w:numPr>
+        <w:pStyle w:val="Compact"/>
+      </w:pPr>
+      <w:r>
+        <w:t xml:space="preserve">Do, T. H., &amp; Phan, A. T. (2026). Firm performance heterogeneity in emerging Asia: Evidence from World Bank Enterprise Surveys.</w:t>
+      </w:r>
+      <w:r>
+        <w:t xml:space="preserve"> </w:t>
+      </w:r>
+      <w:r>
+        <w:rPr>
+          <w:iCs/>
+          <w:i/>
+        </w:rPr>
+        <w:t xml:space="preserve">Vietnam Economic &amp; Financial Review, 2</w:t>
+      </w:r>
+      <w:r>
+        <w:t xml:space="preserve">(1), 111–115.</w:t>
+      </w:r>
+      <w:r>
+        <w:t xml:space="preserve"> </w:t>
+      </w:r>
+      <w:r>
+        <w:rPr>
+          <w:iCs/>
+          <w:i/>
+        </w:rPr>
+        <w:t xml:space="preserve">(Nghiên cứu thành phần P1, mẫu gộp 17 nền kinh tế; được luận án mở rộng thành mẫu gộp 50 nền kinh tế ở P7 trên cùng thiết kế (17 nền nằm trọn trong 50 nền), nên được trích dẫn như công trình tiền đề.)</w:t>
+      </w:r>
+    </w:p>
+    <w:p>
+      <w:pPr>
+        <w:numPr>
+          <w:ilvl w:val="0"/>
+          <w:numId w:val="1003"/>
+        </w:numPr>
+        <w:pStyle w:val="Compact"/>
+      </w:pPr>
+      <w:r>
         <w:t xml:space="preserve">Do, T. H., &amp; Phan, A. T. (2025). Internationalization and firm performance: A meta-analysis review. In</w:t>
       </w:r>
       <w:r>
@@ -2029,19 +2268,31 @@
           <w:iCs/>
           <w:i/>
         </w:rPr>
-        <w:t xml:space="preserve">(Phân tích tổng hợp cơ sở, k = 113; nền tảng cho P1/P2/P6.)</w:t>
+        <w:t xml:space="preserve">(Phân tích tổng hợp cơ sở, k = 113; được luận án mở rộng thành phân tích tổng hợp ba tầng k = 238 ở P6 trên cùng tập nghiên cứu (113 nghiên cứu nằm trọn trong 238), nên được trích dẫn như công trình tiền đề.)</w:t>
+      </w:r>
+    </w:p>
+    <w:p>
+      <w:pPr>
+        <w:pStyle w:val="FirstParagraph"/>
+      </w:pPr>
+      <w:r>
+        <w:rPr>
+          <w:bCs/>
+          <w:b/>
+        </w:rPr>
+        <w:t xml:space="preserve">C. Bản thảo đang hoàn thiện, chưa nộp — kết quả của luận án (CHƯA công bố)</w:t>
       </w:r>
     </w:p>
     <w:p>
       <w:pPr>
         <w:numPr>
           <w:ilvl w:val="0"/>
-          <w:numId w:val="1002"/>
+          <w:numId w:val="1004"/>
         </w:numPr>
         <w:pStyle w:val="Compact"/>
       </w:pPr>
       <w:r>
-        <w:t xml:space="preserve">Do, T. H., &amp; Phan, A. T. (2025). Internationalization and firm performance of firms in India: The role of top management. In M. Bartekova (Ed.),</w:t>
+        <w:t xml:space="preserve">Nghiên cứu thành phần P3, Việt Nam (bối cảnh chuyển đổi thu nhập trung bình thấp).</w:t>
       </w:r>
       <w:r>
         <w:t xml:space="preserve"> </w:t>
@@ -2051,10 +2302,19 @@
           <w:iCs/>
           <w:i/>
         </w:rPr>
-        <w:t xml:space="preserve">International business research: Traditional and creative approaches</w:t>
-      </w:r>
-      <w:r>
-        <w:t xml:space="preserve">. IntechOpen. https://doi.org/10.5772/intechopen.1011012</w:t>
+        <w:t xml:space="preserve">[Bản thảo chưa nộp.]</w:t>
+      </w:r>
+    </w:p>
+    <w:p>
+      <w:pPr>
+        <w:numPr>
+          <w:ilvl w:val="0"/>
+          <w:numId w:val="1004"/>
+        </w:numPr>
+        <w:pStyle w:val="Compact"/>
+      </w:pPr>
+      <w:r>
+        <w:t xml:space="preserve">Nghiên cứu thành phần P4, Singapore (bối cảnh thể chế tiên tiến–đổi mới).</w:t>
       </w:r>
       <w:r>
         <w:t xml:space="preserve"> </w:t>
@@ -2064,19 +2324,19 @@
           <w:iCs/>
           <w:i/>
         </w:rPr>
-        <w:t xml:space="preserve">(Công trình tiền đề đã công bố về Ấn Độ, 380 doanh nghiệp WBES, ước lượng FGLS, lăng kính thượng tầng quản trị; được nghiên cứu thành phần P9 trích dẫn như công trình tiền đề của tác giả.)</w:t>
+        <w:t xml:space="preserve">[Bản thảo chưa nộp.]</w:t>
       </w:r>
     </w:p>
     <w:p>
       <w:pPr>
         <w:numPr>
           <w:ilvl w:val="0"/>
-          <w:numId w:val="1002"/>
+          <w:numId w:val="1004"/>
         </w:numPr>
         <w:pStyle w:val="Compact"/>
       </w:pPr>
       <w:r>
-        <w:t xml:space="preserve">Do, T. H., &amp; Phan, A. T. (2026). Firm performance heterogeneity in emerging Asia: Evidence from World Bank Enterprise Surveys.</w:t>
+        <w:t xml:space="preserve">Nghiên cứu thành phần P5, Trung Quốc 2012–2024 (bối cảnh trung bình cao).</w:t>
       </w:r>
       <w:r>
         <w:t xml:space="preserve"> </w:t>
@@ -2086,10 +2346,19 @@
           <w:iCs/>
           <w:i/>
         </w:rPr>
-        <w:t xml:space="preserve">Vietnam Economic &amp; Financial Review, 2</w:t>
-      </w:r>
-      <w:r>
-        <w:t xml:space="preserve">(1), 111–115.</w:t>
+        <w:t xml:space="preserve">[Bản thảo chưa nộp.]</w:t>
+      </w:r>
+    </w:p>
+    <w:p>
+      <w:pPr>
+        <w:numPr>
+          <w:ilvl w:val="0"/>
+          <w:numId w:val="1004"/>
+        </w:numPr>
+        <w:pStyle w:val="Compact"/>
+      </w:pPr>
+      <w:r>
+        <w:t xml:space="preserve">Nghiên cứu thành phần P6, phân tích tổng hợp ba tầng mở rộng 1977–2026.</w:t>
       </w:r>
       <w:r>
         <w:t xml:space="preserve"> </w:t>
@@ -2099,19 +2368,19 @@
           <w:iCs/>
           <w:i/>
         </w:rPr>
-        <w:t xml:space="preserve">(P1.)</w:t>
+        <w:t xml:space="preserve">[Bản thảo chưa nộp.]</w:t>
       </w:r>
     </w:p>
     <w:p>
       <w:pPr>
         <w:numPr>
           <w:ilvl w:val="0"/>
-          <w:numId w:val="1002"/>
+          <w:numId w:val="1004"/>
         </w:numPr>
         <w:pStyle w:val="Compact"/>
       </w:pPr>
       <w:r>
-        <w:t xml:space="preserve">Do, T. H., &amp; Phan, A. T. (2026). Unveiling the impact of Chinese manufacturing SMEs’ internationalization on performance.</w:t>
+        <w:t xml:space="preserve">Nghiên cứu thành phần P7, Kiểm định toàn mẫu 50 nền kinh tế châu Á và Thái Bình Dương (nghiên cứu tổng hợp đỉnh).</w:t>
       </w:r>
       <w:r>
         <w:t xml:space="preserve"> </w:t>
@@ -2121,10 +2390,19 @@
           <w:iCs/>
           <w:i/>
         </w:rPr>
-        <w:t xml:space="preserve">Journal of Finance &amp; Accounting Research, 39</w:t>
-      </w:r>
-      <w:r>
-        <w:t xml:space="preserve">(2), 287–291.</w:t>
+        <w:t xml:space="preserve">[Bản thảo chưa nộp.]</w:t>
+      </w:r>
+    </w:p>
+    <w:p>
+      <w:pPr>
+        <w:numPr>
+          <w:ilvl w:val="0"/>
+          <w:numId w:val="1004"/>
+        </w:numPr>
+        <w:pStyle w:val="Compact"/>
+      </w:pPr>
+      <w:r>
+        <w:t xml:space="preserve">Nghiên cứu thành phần P8, Trường hợp biên SIDS, gánh nặng quốc tế hóa bắt buộc (FIP).</w:t>
       </w:r>
       <w:r>
         <w:t xml:space="preserve"> </w:t>
@@ -2134,158 +2412,14 @@
           <w:iCs/>
           <w:i/>
         </w:rPr>
-        <w:t xml:space="preserve">(P2.)</w:t>
-      </w:r>
-    </w:p>
-    <w:p>
-      <w:pPr>
-        <w:pStyle w:val="FirstParagraph"/>
-      </w:pPr>
-      <w:r>
-        <w:rPr>
-          <w:bCs/>
-          <w:b/>
-        </w:rPr>
-        <w:t xml:space="preserve">B. Bản thảo đang trong quá trình bình duyệt (CHƯA công bố)</w:t>
+        <w:t xml:space="preserve">[Bản thảo chưa nộp.]</w:t>
       </w:r>
     </w:p>
     <w:p>
       <w:pPr>
         <w:numPr>
           <w:ilvl w:val="0"/>
-          <w:numId w:val="1003"/>
-        </w:numPr>
-        <w:pStyle w:val="Compact"/>
-      </w:pPr>
-      <w:r>
-        <w:t xml:space="preserve">Nghiên cứu thành phần P3, Việt Nam (bối cảnh chuyển đổi thu nhập trung bình thấp).</w:t>
-      </w:r>
-      <w:r>
-        <w:t xml:space="preserve"> </w:t>
-      </w:r>
-      <w:r>
-        <w:rPr>
-          <w:iCs/>
-          <w:i/>
-        </w:rPr>
-        <w:t xml:space="preserve">[Bản thảo đang bình duyệt.]</w:t>
-      </w:r>
-    </w:p>
-    <w:p>
-      <w:pPr>
-        <w:numPr>
-          <w:ilvl w:val="0"/>
-          <w:numId w:val="1003"/>
-        </w:numPr>
-        <w:pStyle w:val="Compact"/>
-      </w:pPr>
-      <w:r>
-        <w:t xml:space="preserve">Nghiên cứu thành phần P4, Singapore (bối cảnh thể chế tiên tiến–đổi mới).</w:t>
-      </w:r>
-      <w:r>
-        <w:t xml:space="preserve"> </w:t>
-      </w:r>
-      <w:r>
-        <w:rPr>
-          <w:iCs/>
-          <w:i/>
-        </w:rPr>
-        <w:t xml:space="preserve">[Bản thảo đang bình duyệt.]</w:t>
-      </w:r>
-    </w:p>
-    <w:p>
-      <w:pPr>
-        <w:numPr>
-          <w:ilvl w:val="0"/>
-          <w:numId w:val="1003"/>
-        </w:numPr>
-        <w:pStyle w:val="Compact"/>
-      </w:pPr>
-      <w:r>
-        <w:t xml:space="preserve">Nghiên cứu thành phần P5, Trung Quốc 2012–2024 (bối cảnh trung bình cao).</w:t>
-      </w:r>
-      <w:r>
-        <w:t xml:space="preserve"> </w:t>
-      </w:r>
-      <w:r>
-        <w:rPr>
-          <w:iCs/>
-          <w:i/>
-        </w:rPr>
-        <w:t xml:space="preserve">[Bản thảo đang bình duyệt.]</w:t>
-      </w:r>
-    </w:p>
-    <w:p>
-      <w:pPr>
-        <w:numPr>
-          <w:ilvl w:val="0"/>
-          <w:numId w:val="1003"/>
-        </w:numPr>
-        <w:pStyle w:val="Compact"/>
-      </w:pPr>
-      <w:r>
-        <w:t xml:space="preserve">Nghiên cứu thành phần P6, phân tích tổng hợp ba tầng mở rộng 1977–2026.</w:t>
-      </w:r>
-      <w:r>
-        <w:t xml:space="preserve"> </w:t>
-      </w:r>
-      <w:r>
-        <w:rPr>
-          <w:iCs/>
-          <w:i/>
-        </w:rPr>
-        <w:t xml:space="preserve">[Bản thảo đang bình duyệt.]</w:t>
-      </w:r>
-    </w:p>
-    <w:p>
-      <w:pPr>
-        <w:numPr>
-          <w:ilvl w:val="0"/>
-          <w:numId w:val="1003"/>
-        </w:numPr>
-        <w:pStyle w:val="Compact"/>
-      </w:pPr>
-      <w:r>
-        <w:t xml:space="preserve">Nghiên cứu thành phần P7, Kiểm định toàn mẫu 50 nền kinh tế châu Á và Thái Bình Dương (nghiên cứu tổng hợp đỉnh).</w:t>
-      </w:r>
-      <w:r>
-        <w:t xml:space="preserve"> </w:t>
-      </w:r>
-      <w:r>
-        <w:rPr>
-          <w:iCs/>
-          <w:i/>
-        </w:rPr>
-        <w:t xml:space="preserve">[Bản thảo đang chỉnh sửa theo phản biện.]</w:t>
-      </w:r>
-    </w:p>
-    <w:p>
-      <w:pPr>
-        <w:numPr>
-          <w:ilvl w:val="0"/>
-          <w:numId w:val="1003"/>
-        </w:numPr>
-        <w:pStyle w:val="Compact"/>
-      </w:pPr>
-      <w:r>
-        <w:t xml:space="preserve">Nghiên cứu thành phần P8, Trường hợp biên SIDS, gánh nặng quốc tế hóa bắt buộc (FIP).</w:t>
-      </w:r>
-      <w:r>
-        <w:t xml:space="preserve"> </w:t>
-      </w:r>
-      <w:r>
-        <w:rPr>
-          <w:iCs/>
-          <w:i/>
-        </w:rPr>
-        <w:t xml:space="preserve">[Bản thảo đang chỉnh sửa theo phản biện.]</w:t>
-      </w:r>
-    </w:p>
-    <w:p>
-      <w:pPr>
-        <w:numPr>
-          <w:ilvl w:val="0"/>
-          <w:numId w:val="1003"/>
+          <w:numId w:val="1004"/>
         </w:numPr>
         <w:pStyle w:val="Compact"/>
       </w:pPr>
@@ -2316,14 +2450,14 @@
           <w:iCs/>
           <w:i/>
         </w:rPr>
-        <w:t xml:space="preserve">[Bản thảo đang bình duyệt.]</w:t>
+        <w:t xml:space="preserve">[Bản thảo chưa nộp.]</w:t>
       </w:r>
     </w:p>
     <w:p>
       <w:pPr>
         <w:numPr>
           <w:ilvl w:val="0"/>
-          <w:numId w:val="1003"/>
+          <w:numId w:val="1004"/>
         </w:numPr>
         <w:pStyle w:val="Compact"/>
       </w:pPr>
@@ -2345,7 +2479,7 @@
       <w:pPr>
         <w:numPr>
           <w:ilvl w:val="0"/>
-          <w:numId w:val="1003"/>
+          <w:numId w:val="1004"/>
         </w:numPr>
         <w:pStyle w:val="Compact"/>
       </w:pPr>
@@ -2403,14 +2537,14 @@
           <w:bCs/>
           <w:b/>
         </w:rPr>
-        <w:t xml:space="preserve">C. Sản phẩm phần mềm (đăng ký quyền tác giả)</w:t>
+        <w:t xml:space="preserve">D. Sản phẩm phần mềm (đăng ký quyền tác giả)</w:t>
       </w:r>
     </w:p>
     <w:p>
       <w:pPr>
         <w:numPr>
           <w:ilvl w:val="0"/>
-          <w:numId w:val="1004"/>
+          <w:numId w:val="1005"/>
         </w:numPr>
         <w:pStyle w:val="Compact"/>
       </w:pPr>
@@ -2453,7 +2587,7 @@
           <w:iCs/>
           <w:i/>
         </w:rPr>
-        <w:t xml:space="preserve">Ghi chú về liêm chính học thuật: Theo định hướng luận án kết hợp công trình thành phần, các nghiên cứu P1–P11 là một phần nội dung nghiên cứu của chính luận án (P11 là sản phẩm phái sinh theo định hướng phát triển, khai thác lại bằng chứng của luận án); do đó trong các chương, chúng được dẫn chiếu bằng nhãn nội bộ (P1–P10) thay vì trích dẫn tác giả–năm. Các bản thảo ở mục B CHƯA được công bố/bình duyệt chính thức, không được diễn giải như bằng chứng đã qua bình duyệt độc lập; tên tạp chí mục tiêu được nêu để minh bạch định hướng công bố; trạng thái bình duyệt sẽ được cập nhật tại thời điểm bảo vệ. NCS cập nhật trạng thái tại thời điểm bảo vệ.</w:t>
+        <w:t xml:space="preserve">Ghi chú về liêm chính học thuật: Theo định hướng luận án kết hợp công trình thành phần, các kết quả của luận án là các nghiên cứu thành phần P2–P10, gồm hai công trình đã công bố (P2 ở mục A và chương sách về Ấn Độ ở mục A) và các bản thảo ở mục C, cùng sản phẩm phái sinh P11 theo định hướng phát triển khai thác lại bằng chứng của luận án; trong các chương, chúng được dẫn chiếu bằng nhãn nội bộ (P2–P10) thay vì trích dẫn tác giả–năm. Tiêu chí phân nhóm A so với B: một công trình đã công bố chỉ xếp vào tiền đề (mục B) khi một nghiên cứu thành phần của luận án mở rộng nó trên cùng thiết kế và chứa trọn dữ liệu của nó, do đó nếu tính cả hai sẽ đếm trùng cùng một phần bằng chứng; ngược lại, công trình có thiết kế riêng (khác biến phụ thuộc, biến độc lập, biến điều tiết hoặc câu hỏi nghiên cứu) được tính là kết quả độc lập ở mục A dù có thể cùng quốc gia với một nghiên cứu thành phần. Theo tiêu chí này, chỉ hai công trình ở mục B là tiền đề bị chứa trọn: P1 (17 nền) → P7 (50 nền, 17 nền nằm trong 50 nền); và phân tích tổng hợp cơ sở ICBEF (k = 113) → P6 (k = 238, 113 nghiên cứu nằm trong 238). Chương sách về Ấn Độ và P9 khác nhau toàn diện (biến phụ thuộc, dạng hàm, khung lý thuyết, biến điều tiết và mẫu) nên không thuộc quan hệ chứa trọn này; tương tự, P2 và P5 dùng câu hỏi và thước đo khác nhau, điểm uốn gần nhau là kiểm chứng chéo. Các bản thảo ở mục C CHƯA được công bố/bình duyệt chính thức, không được diễn giải như bằng chứng đã qua bình duyệt độc lập; tên tạp chí mục tiêu được nêu để minh bạch định hướng công bố. NCS cập nhật trạng thái tại thời điểm bảo vệ.</w:t>
       </w:r>
     </w:p>
     <w:p>
@@ -2726,6 +2860,91 @@
     </w:lvl>
     <w:lvl w:ilvl="8">
       <w:start w:val="1"/>
+      <w:numFmt w:val="decimal"/>
+      <w:lvlText w:val="%9."/>
+      <w:lvlJc w:val="left"/>
+      <w:pPr>
+        <w:ind w:left="6480" w:hanging="480"/>
+      </w:pPr>
+    </w:lvl>
+  </w:abstractNum>
+  <w:abstractNum w:abstractNumId="99413">
+    <w:nsid w:val="A99413"/>
+    <w:multiLevelType w:val="multilevel"/>
+    <w:lvl w:ilvl="0">
+      <w:start w:val="3"/>
+      <w:numFmt w:val="decimal"/>
+      <w:lvlText w:val="%1."/>
+      <w:lvlJc w:val="left"/>
+      <w:pPr>
+        <w:ind w:left="720" w:hanging="480"/>
+      </w:pPr>
+    </w:lvl>
+    <w:lvl w:ilvl="1">
+      <w:start w:val="3"/>
+      <w:numFmt w:val="decimal"/>
+      <w:lvlText w:val="%2."/>
+      <w:lvlJc w:val="left"/>
+      <w:pPr>
+        <w:ind w:left="1440" w:hanging="480"/>
+      </w:pPr>
+    </w:lvl>
+    <w:lvl w:ilvl="2">
+      <w:start w:val="3"/>
+      <w:numFmt w:val="decimal"/>
+      <w:lvlText w:val="%3."/>
+      <w:lvlJc w:val="left"/>
+      <w:pPr>
+        <w:ind w:left="2160" w:hanging="480"/>
+      </w:pPr>
+    </w:lvl>
+    <w:lvl w:ilvl="3">
+      <w:start w:val="3"/>
+      <w:numFmt w:val="decimal"/>
+      <w:lvlText w:val="%4."/>
+      <w:lvlJc w:val="left"/>
+      <w:pPr>
+        <w:ind w:left="2880" w:hanging="480"/>
+      </w:pPr>
+    </w:lvl>
+    <w:lvl w:ilvl="4">
+      <w:start w:val="3"/>
+      <w:numFmt w:val="decimal"/>
+      <w:lvlText w:val="%5."/>
+      <w:lvlJc w:val="left"/>
+      <w:pPr>
+        <w:ind w:left="3600" w:hanging="480"/>
+      </w:pPr>
+    </w:lvl>
+    <w:lvl w:ilvl="5">
+      <w:start w:val="3"/>
+      <w:numFmt w:val="decimal"/>
+      <w:lvlText w:val="%6."/>
+      <w:lvlJc w:val="left"/>
+      <w:pPr>
+        <w:ind w:left="4320" w:hanging="480"/>
+      </w:pPr>
+    </w:lvl>
+    <w:lvl w:ilvl="6">
+      <w:start w:val="3"/>
+      <w:numFmt w:val="decimal"/>
+      <w:lvlText w:val="%7."/>
+      <w:lvlJc w:val="left"/>
+      <w:pPr>
+        <w:ind w:left="5040" w:hanging="480"/>
+      </w:pPr>
+    </w:lvl>
+    <w:lvl w:ilvl="7">
+      <w:start w:val="3"/>
+      <w:numFmt w:val="decimal"/>
+      <w:lvlText w:val="%8."/>
+      <w:lvlJc w:val="left"/>
+      <w:pPr>
+        <w:ind w:left="5760" w:hanging="480"/>
+      </w:pPr>
+    </w:lvl>
+    <w:lvl w:ilvl="8">
+      <w:start w:val="3"/>
       <w:numFmt w:val="decimal"/>
       <w:lvlText w:val="%9."/>
       <w:lvlJc w:val="left"/>
@@ -2941,6 +3160,36 @@
     </w:lvlOverride>
   </w:num>
   <w:num w:numId="1003">
+    <w:abstractNumId w:val="99413"/>
+    <w:lvlOverride w:ilvl="0">
+      <w:startOverride w:val="3"/>
+    </w:lvlOverride>
+    <w:lvlOverride w:ilvl="1">
+      <w:startOverride w:val="3"/>
+    </w:lvlOverride>
+    <w:lvlOverride w:ilvl="2">
+      <w:startOverride w:val="3"/>
+    </w:lvlOverride>
+    <w:lvlOverride w:ilvl="3">
+      <w:startOverride w:val="3"/>
+    </w:lvlOverride>
+    <w:lvlOverride w:ilvl="4">
+      <w:startOverride w:val="3"/>
+    </w:lvlOverride>
+    <w:lvlOverride w:ilvl="5">
+      <w:startOverride w:val="3"/>
+    </w:lvlOverride>
+    <w:lvlOverride w:ilvl="6">
+      <w:startOverride w:val="3"/>
+    </w:lvlOverride>
+    <w:lvlOverride w:ilvl="7">
+      <w:startOverride w:val="3"/>
+    </w:lvlOverride>
+    <w:lvlOverride w:ilvl="8">
+      <w:startOverride w:val="3"/>
+    </w:lvlOverride>
+  </w:num>
+  <w:num w:numId="1004">
     <w:abstractNumId w:val="99415"/>
     <w:lvlOverride w:ilvl="0">
       <w:startOverride w:val="5"/>
@@ -2970,7 +3219,7 @@
       <w:startOverride w:val="5"/>
     </w:lvlOverride>
   </w:num>
-  <w:num w:numId="1004">
+  <w:num w:numId="1005">
     <w:abstractNumId w:val="994114"/>
     <w:lvlOverride w:ilvl="0">
       <w:startOverride w:val="14"/>

--- a/dist/BO_NOP_HOAN_CHINH_2026-06/3_luan_an_chuong_phu_luc/00_phan_dau_vi.docx
+++ b/dist/BO_NOP_HOAN_CHINH_2026-06/3_luan_an_chuong_phu_luc/00_phan_dau_vi.docx
@@ -16,18 +16,71 @@
         <w:pStyle w:val="FirstParagraph"/>
       </w:pPr>
       <w:r>
+        <w:t xml:space="preserve">Trong suốt quá trình học tập và thực hiện luận án, tôi đã nhận được sự giúp đỡ quý báu từ nhiều thầy cô, đồng nghiệp và người thân.</w:t>
+      </w:r>
+    </w:p>
+    <w:p>
+      <w:pPr>
+        <w:pStyle w:val="BodyText"/>
+      </w:pPr>
+      <w:r>
+        <w:t xml:space="preserve">Trước hết, tôi xin bày tỏ lòng biết ơn sâu sắc đến PGS.TS. Phan Anh Tú, người hướng dẫn khoa học, đã tận tình chỉ bảo, định hướng và động viên tôi trong suốt thời gian nghiên cứu.</w:t>
+      </w:r>
+    </w:p>
+    <w:p>
+      <w:pPr>
+        <w:pStyle w:val="BodyText"/>
+      </w:pPr>
+      <w:r>
+        <w:t xml:space="preserve">Tôi xin chân thành cảm ơn Quý Thầy, Cô của Trường Kinh tế và Khoa Sau đại học, Trường Đại học Cần Thơ đã giảng dạy và tạo điều kiện thuận lợi cho tôi trong quá trình học tập.</w:t>
+      </w:r>
+    </w:p>
+    <w:p>
+      <w:pPr>
+        <w:pStyle w:val="BodyText"/>
+      </w:pPr>
+      <w:r>
+        <w:t xml:space="preserve">Tôi cũng xin cảm ơn Ban Giám hiệu cùng các đồng nghiệp ở Trường Đại học Kỹ thuật – Công nghệ Vĩnh Long đã hỗ trợ và chia sẻ công việc để tôi có thể theo học chương trình nghiên cứu sinh.</w:t>
+      </w:r>
+    </w:p>
+    <w:p>
+      <w:pPr>
+        <w:pStyle w:val="BodyText"/>
+      </w:pPr>
+      <w:r>
+        <w:t xml:space="preserve">Cuối cùng, tôi xin gửi lời cảm ơn đến gia đình đã luôn bên cạnh, là chỗ dựa để tôi vượt qua khó khăn và hoàn thành luận án này.</w:t>
+      </w:r>
+    </w:p>
+    <w:p>
+      <w:pPr>
+        <w:pStyle w:val="BodyText"/>
+      </w:pPr>
+      <w:r>
         <w:rPr>
           <w:iCs/>
           <w:i/>
         </w:rPr>
-        <w:t xml:space="preserve">(NCS hoàn thiện: cảm ơn người hướng dẫn khoa học, Trường Kinh tế và Trường Đại học Cần Thơ, Trường Đại học Kỹ thuật – Công nghệ Vĩnh Long, gia đình và đồng nghiệp.)</w:t>
-      </w:r>
-    </w:p>
-    <w:p>
-      <w:r>
-        <w:pict>
-          <v:rect style="width:0;height:1.5pt" o:hralign="center" o:hrstd="t" o:hr="t"/>
-        </w:pict>
+        <w:t xml:space="preserve">Cần Thơ, ngày … tháng … năm 2026</w:t>
+      </w:r>
+    </w:p>
+    <w:p>
+      <w:pPr>
+        <w:pStyle w:val="BodyText"/>
+      </w:pPr>
+      <w:r>
+        <w:rPr>
+          <w:bCs/>
+          <w:b/>
+        </w:rPr>
+        <w:t xml:space="preserve">Tác giả</w:t>
+      </w:r>
+    </w:p>
+    <w:p>
+      <w:pPr>
+        <w:pStyle w:val="BodyText"/>
+      </w:pPr>
+      <w:r>
+        <w:t xml:space="preserve">Đỗ Thùy Hương</w:t>
       </w:r>
     </w:p>
     <w:bookmarkEnd w:id="20"/>
@@ -45,7 +98,7 @@
         <w:pStyle w:val="FirstParagraph"/>
       </w:pPr>
       <w:r>
-        <w:t xml:space="preserve">Luận án nghiên cứu mối quan hệ giữa quốc tế hóa và hiệu quả hoạt động kinh doanh của doanh nghiệp (internationalization–firm performance, I–P) tại châu Á, tập trung làm rõ các điều kiện biên giải thích sự dị biệt cao trong mối quan hệ này. Trên cơ sở tích hợp bốn lý thuyết kinh điển, mô hình Uppsala, lý thuyết dựa trên nguồn lực (RBV), lý thuyết thể chế và lý thuyết thượng tầng quản trị, cùng lớp mở rộng về năng lực số, luận án xây dựng khung giải thích đa tầng CDCM (Country–Digital–Capability Moderation) với ba tầng điều tiết: bối cảnh thể chế (vận hành hóa bằng khung phân loại ICRV sáu nhóm), năng lực số (phân tách năng lực công nghệ TCI và chỉ số chấp nhận số DAI), và đặc điểm nhà quản trị cấp cao. Luận điểm trọng tâm mà luận án đề xuất và kiểm định có điều kiện là thể chế không chỉ điều tiết độ lớn mà còn có thể định hình dấu và dạng hình của quan hệ I–P; ở cực trị thể chế yếu nhất, bằng chứng cho thấy họ mô hình chữ U ngược có xu hướng không còn áp dụng. Bằng chứng về vai trò định hình dạng hàm là có điều kiện và phụ thuộc bối cảnh, không phổ quát trên toàn mẫu (xem Chương 4).</w:t>
+        <w:t xml:space="preserve">Luận án nghiên cứu mối quan hệ giữa quốc tế hóa và hiệu quả hoạt động kinh doanh của doanh nghiệp (internationalization–firm performance, I–P) tại châu Á, tập trung làm rõ các điều kiện biên giải thích sự dị biệt cao trong mối quan hệ này. Luận án tích hợp bốn lý thuyết nền tảng (mô hình Uppsala, lý thuyết dựa trên nguồn lực RBV, lý thuyết thể chế và lý thuyết thượng tầng quản trị) cùng một lớp mở rộng về năng lực số để xây dựng khung giải thích đa tầng CDCM (Country–Digital–Capability Moderation). Khung này gồm ba tầng điều tiết: bối cảnh thể chế (vận hành hóa bằng khung phân loại ICRV sáu nhóm), năng lực số (phân tách năng lực công nghệ TCI và chỉ số chấp nhận số DAI), và đặc điểm nhà quản trị cấp cao. Luận điểm trọng tâm của luận án là thể chế không chỉ điều tiết độ lớn mà còn có thể định hình dấu và dạng hình của quan hệ I–P; ở cực trị thể chế yếu nhất, bằng chứng cho thấy họ mô hình chữ U ngược dường như không còn phù hợp. Đây là luận điểm được luận án đề xuất và kiểm định có điều kiện. Bằng chứng về vai trò định hình dạng hàm chỉ xuất hiện trong một số bối cảnh nhất định, không đúng cho toàn bộ mẫu (xem Chương 4).</w:t>
       </w:r>
     </w:p>
     <w:p>
@@ -71,7 +124,7 @@
           <w:bCs/>
           <w:b/>
         </w:rPr>
-        <w:t xml:space="preserve">nâng mặt bằng hiệu quả một cách phổ quát</w:t>
+        <w:t xml:space="preserve">nâng mặt bằng hiệu quả ở mọi bối cảnh</w:t>
       </w:r>
       <w:r>
         <w:t xml:space="preserve"> </w:t>
@@ -93,7 +146,7 @@
         <w:t xml:space="preserve"> </w:t>
       </w:r>
       <w:r>
-        <w:t xml:space="preserve">của chúng không phổ quát: trên toàn mẫu 50 nền các tương tác với đường cong không đạt ý nghĩa thống kê, và chỉ định hình rõ ở bối cảnh đơn quốc gia đặc thù (điển hình là hiệu ứng</w:t>
+        <w:t xml:space="preserve">của chúng thì không phổ quát: trên toàn mẫu 50 nền các tương tác với đường cong không đạt ý nghĩa thống kê, và chỉ định hình rõ ở bối cảnh đơn quốc gia đặc thù (điển hình là hiệu ứng</w:t>
       </w:r>
       <w:r>
         <w:t xml:space="preserve"> </w:t>
@@ -144,7 +197,7 @@
         <w:t xml:space="preserve"> </w:t>
       </w:r>
       <w:r>
-        <w:t xml:space="preserve">(độ dốc không có ý nghĩa và độ cong chỉ đạt mức biên), với quan hệ nghiêng về một dạng âm đơn điệu như trường hợp giới hạn lý thuyết được luận án đặt tên là</w:t>
+        <w:t xml:space="preserve">(độ dốc không có ý nghĩa và độ cong chỉ đạt mức biên), với quan hệ nghiêng về dạng âm đơn điệu, một trường hợp biên lý thuyết mà luận án đặt tên là</w:t>
       </w:r>
       <w:r>
         <w:t xml:space="preserve"> </w:t>
@@ -181,13 +234,6 @@
         <w:t xml:space="preserve">quốc tế hóa; hiệu quả hoạt động kinh doanh của doanh nghiệp; thể chế; năng lực số; nhà quản trị cấp cao; châu Á; WBES; phi tuyến chữ U ngược.</w:t>
       </w:r>
     </w:p>
-    <w:p>
-      <w:r>
-        <w:pict>
-          <v:rect style="width:0;height:1.5pt" o:hralign="center" o:hrstd="t" o:hr="t"/>
-        </w:pict>
-      </w:r>
-    </w:p>
     <w:bookmarkEnd w:id="21"/>
     <w:bookmarkStart w:id="22" w:name="abstract"/>
     <w:p>
@@ -380,13 +426,6 @@
       </w:pPr>
       <w:r>
         <w:t xml:space="preserve">Đỗ Thùy Hương</w:t>
-      </w:r>
-    </w:p>
-    <w:p>
-      <w:r>
-        <w:pict>
-          <v:rect style="width:0;height:1.5pt" o:hralign="center" o:hrstd="t" o:hr="t"/>
-        </w:pict>
       </w:r>
     </w:p>
     <w:bookmarkEnd w:id="23"/>
@@ -713,13 +752,6 @@
       </w:pPr>
       <w:r>
         <w:t xml:space="preserve">Hình 4.8. Họ đường cong quốc tế hóa và hiệu quả phụ thuộc chế độ thể chế ICRV (Chương 4, Mục 4.6.2)</w:t>
-      </w:r>
-    </w:p>
-    <w:p>
-      <w:r>
-        <w:pict>
-          <v:rect style="width:0;height:1.5pt" o:hralign="center" o:hrstd="t" o:hr="t"/>
-        </w:pict>
       </w:r>
     </w:p>
     <w:bookmarkEnd w:id="25"/>
@@ -2040,13 +2072,6 @@
         </w:tc>
       </w:tr>
     </w:tbl>
-    <w:p>
-      <w:r>
-        <w:pict>
-          <v:rect style="width:0;height:1.5pt" o:hralign="center" o:hrstd="t" o:hr="t"/>
-        </w:pict>
-      </w:r>
-    </w:p>
     <w:bookmarkEnd w:id="26"/>
     <w:bookmarkStart w:id="27" w:name="X3131bb7fa4eac4deea1bc52d0a917d3422a5919"/>
     <w:p>

--- a/dist/BO_NOP_HOAN_CHINH_2026-06/3_luan_an_chuong_phu_luc/00_phan_dau_vi.docx
+++ b/dist/BO_NOP_HOAN_CHINH_2026-06/3_luan_an_chuong_phu_luc/00_phan_dau_vi.docx
@@ -438,192 +438,744 @@
         <w:t xml:space="preserve">DANH MỤC BẢNG</w:t>
       </w:r>
     </w:p>
-    <w:p>
-      <w:pPr>
-        <w:pStyle w:val="FirstParagraph"/>
-      </w:pPr>
-      <w:r>
-        <w:rPr>
-          <w:bCs/>
-          <w:b/>
-        </w:rPr>
-        <w:t xml:space="preserve">Bảng đánh số:</w:t>
-      </w:r>
-      <w:r>
-        <w:t xml:space="preserve"> </w:t>
-      </w:r>
-      <w:r>
-        <w:t xml:space="preserve">- Bảng 2.1. Tổng hợp hệ giả thuyết: phát biểu, dấu kỳ vọng, cơ sở lý thuyết và biến kiểm định (Chương 2, Mục 2.5.8)</w:t>
-      </w:r>
-      <w:r>
-        <w:t xml:space="preserve"> </w:t>
-      </w:r>
-      <w:r>
-        <w:t xml:space="preserve">- Bảng 2.2. Ánh xạ nghiên cứu thành phần, mục trình bày, giả thuyết (Chương 2, Mục 2.5.9)</w:t>
-      </w:r>
-      <w:r>
-        <w:t xml:space="preserve"> </w:t>
-      </w:r>
-      <w:r>
-        <w:t xml:space="preserve">- Bảng 3.1. Tổng hợp biến nghiên cứu của khung thực nghiệm đa quốc gia (Chương 3, Mục 3.3.6)</w:t>
-      </w:r>
-      <w:r>
-        <w:t xml:space="preserve"> </w:t>
-      </w:r>
-      <w:r>
-        <w:t xml:space="preserve">- Bảng 4.1. Phân tán năng suất lao động và đặc điểm quốc tế hóa theo phân nhóm con ICRV (Chương 4, Mục 4.1)</w:t>
-      </w:r>
-      <w:r>
-        <w:t xml:space="preserve"> </w:t>
-      </w:r>
-      <w:r>
-        <w:t xml:space="preserve">- Bảng 4.2. Đổi mới sáng tạo và chấp nhận số theo phân nhóm con ICRV (%) (Chương 4, Mục 4.1)</w:t>
-      </w:r>
-      <w:r>
-        <w:t xml:space="preserve"> </w:t>
-      </w:r>
-      <w:r>
-        <w:t xml:space="preserve">- Bảng 4.3. Đặc trưng doanh nghiệp Nhật Bản 2025 so với năm nền còn lại của Nhóm I (Chương 4, Mục 4.1.5)</w:t>
-      </w:r>
-      <w:r>
-        <w:t xml:space="preserve"> </w:t>
-      </w:r>
-      <w:r>
-        <w:t xml:space="preserve">- Bảng 4.4. Trung vị tỷ suất lợi nhuận trên doanh thu (ROS) theo nhóm ICRV (Chương 4, Mục 4.1.8)</w:t>
-      </w:r>
-      <w:r>
-        <w:t xml:space="preserve"> </w:t>
-      </w:r>
-      <w:r>
-        <w:t xml:space="preserve">- Bảng 4.5. Tiến triển hệ số theo chuỗi mô hình phân tầng, Singapore 2023 (Chương 4, Mục 4.3.8)</w:t>
-      </w:r>
-      <w:r>
-        <w:t xml:space="preserve"> </w:t>
-      </w:r>
-      <w:r>
-        <w:t xml:space="preserve">- Bảng 4.6. Tiến triển mô hình của P7 trên khung 50 nền: điểm uốn và kiểm định Lind–Mehlum (Chương 4, Mục 4.6.1)</w:t>
-      </w:r>
-      <w:r>
-        <w:t xml:space="preserve"> </w:t>
-      </w:r>
-      <w:r>
-        <w:t xml:space="preserve">- Bảng 4.7. Điểm uốn theo nhóm ICRV, khung 50 nền (Chương 4, Mục 4.6.2)</w:t>
-      </w:r>
-      <w:r>
-        <w:t xml:space="preserve"> </w:t>
-      </w:r>
-      <w:r>
-        <w:t xml:space="preserve">- Bảng 4.8. Điểm uốn theo đợt khảo sát, Ấn Độ (Chương 4, Mục 4.8.1)</w:t>
-      </w:r>
-      <w:r>
-        <w:t xml:space="preserve"> </w:t>
-      </w:r>
-      <w:r>
-        <w:t xml:space="preserve">- Bảng 4.9. Hiệu ứng cường độ xuất khẩu lên năng suất qua chuỗi mô hình, Nhật Bản 2025 (Chương 4, Mục 4.9.1)</w:t>
-      </w:r>
-      <w:r>
-        <w:t xml:space="preserve"> </w:t>
-      </w:r>
-      <w:r>
-        <w:t xml:space="preserve">- Bảng 4.10. Tổng hợp ước lượng các nghiên cứu thành phần thực nghiệm (Chương 4, Mục 4.11)</w:t>
-      </w:r>
-      <w:r>
-        <w:t xml:space="preserve"> </w:t>
-      </w:r>
-      <w:r>
-        <w:t xml:space="preserve">- Bảng 5.1. Sợi chỉ vàng tích hợp: câu hỏi nghiên cứu, nghiên cứu thành phần, giả thuyết, phát hiện thực nghiệm chủ chốt, đóng góp lý thuyết (Chương 5, Mục 5.1.8)</w:t>
-      </w:r>
-    </w:p>
-    <w:p>
-      <w:pPr>
-        <w:pStyle w:val="BodyText"/>
-      </w:pPr>
-      <w:r>
-        <w:rPr>
-          <w:bCs/>
-          <w:b/>
-        </w:rPr>
-        <w:t xml:space="preserve">Bảng phụ lục (không đánh số trong danh mục, theo mục):</w:t>
-      </w:r>
-      <w:r>
-        <w:t xml:space="preserve"> </w:t>
-      </w:r>
-      <w:r>
-        <w:t xml:space="preserve">- Bảng C.1. Kết quả hồi quy chính và điểm uốn của tám nghiên cứu thành phần (Phụ lục C, Mục C.1)</w:t>
-      </w:r>
-      <w:r>
-        <w:t xml:space="preserve"> </w:t>
-      </w:r>
-      <w:r>
-        <w:t xml:space="preserve">- Bảng C.2. Chi tiết phân tích tổng hợp ba tầng P6 (Phụ lục C, Mục C.2)</w:t>
-      </w:r>
-      <w:r>
-        <w:t xml:space="preserve"> </w:t>
-      </w:r>
-      <w:r>
-        <w:t xml:space="preserve">- Bảng C.3. Điểm uốn theo sáu nhóm ICRV trong kiểm định toàn mẫu P7 (Phụ lục C, Mục C.3)</w:t>
-      </w:r>
-      <w:r>
-        <w:t xml:space="preserve"> </w:t>
-      </w:r>
-      <w:r>
-        <w:t xml:space="preserve">- Bảng C.4. Tóm tắt kiểm định độ vững theo từng nghiên cứu thành phần (Phụ lục C, Mục C.4)</w:t>
-      </w:r>
-    </w:p>
-    <w:p>
-      <w:pPr>
-        <w:pStyle w:val="BodyText"/>
-      </w:pPr>
-      <w:r>
-        <w:rPr>
-          <w:bCs/>
-          <w:b/>
-        </w:rPr>
-        <w:t xml:space="preserve">Bảng chuyên đề (không đánh số, theo mục):</w:t>
-      </w:r>
-      <w:r>
-        <w:t xml:space="preserve"> </w:t>
-      </w:r>
-      <w:r>
-        <w:t xml:space="preserve">- Bảng định nghĩa biến, Nghiên cứu P3 Việt Nam (Chương 3, Mục 3.4.5.1)</w:t>
-      </w:r>
-      <w:r>
-        <w:t xml:space="preserve"> </w:t>
-      </w:r>
-      <w:r>
-        <w:t xml:space="preserve">- Bảng định nghĩa biến, Nghiên cứu P4 Singapore (Chương 3, Mục 3.4.5.2)</w:t>
-      </w:r>
-      <w:r>
-        <w:t xml:space="preserve"> </w:t>
-      </w:r>
-      <w:r>
-        <w:t xml:space="preserve">- Bảng định nghĩa biến, Nghiên cứu P5 Trung Quốc (Chương 3, Mục 3.4.5.3)</w:t>
-      </w:r>
-      <w:r>
-        <w:t xml:space="preserve"> </w:t>
-      </w:r>
-      <w:r>
-        <w:t xml:space="preserve">- Bảng định nghĩa biến, Nghiên cứu P7 đa quốc gia (Chương 3, Mục 3.4.5.4)</w:t>
-      </w:r>
-      <w:r>
-        <w:t xml:space="preserve"> </w:t>
-      </w:r>
-      <w:r>
-        <w:t xml:space="preserve">- Bảng định nghĩa biến, Nghiên cứu P8 SIDS (Chương 3, Mục 3.4.5.5)</w:t>
-      </w:r>
-      <w:r>
-        <w:t xml:space="preserve"> </w:t>
-      </w:r>
-      <w:r>
-        <w:t xml:space="preserve">- Bảng tóm tắt phương pháp: Kế thừa và đóng góp mới (Chương 3, Mục 3.6)</w:t>
-      </w:r>
-      <w:r>
-        <w:t xml:space="preserve"> </w:t>
-      </w:r>
-      <w:r>
-        <w:t xml:space="preserve">- Bảng tổng hợp kết quả kiểm định hệ giả thuyết H1–H6, H1b, H1c (Chương 4, Mục 4.11)</w:t>
-      </w:r>
-    </w:p>
+    <w:tbl>
+      <w:tblPr>
+        <w:tblStyle w:val="Table"/>
+        <w:tblW w:type="pct" w:w="5000"/>
+        <w:tblLook w:firstRow="1" w:lastRow="0" w:firstColumn="0" w:lastColumn="0" w:noHBand="0" w:noVBand="0" w:val="0020"/>
+        <w:jc w:val="start"/>
+      </w:tblPr>
+      <w:tblGrid>
+        <w:gridCol w:w="621"/>
+        <w:gridCol w:w="6677"/>
+        <w:gridCol w:w="621"/>
+      </w:tblGrid>
+      <w:tr>
+        <w:trPr>
+          <w:tblHeader w:val="true"/>
+        </w:trPr>
+        <w:tc>
+          <w:tcPr/>
+          <w:p>
+            <w:pPr>
+              <w:pStyle w:val="Compact"/>
+              <w:jc w:val="left"/>
+            </w:pPr>
+            <w:r>
+              <w:t xml:space="preserve">Bảng</w:t>
+            </w:r>
+          </w:p>
+        </w:tc>
+        <w:tc>
+          <w:tcPr/>
+          <w:p>
+            <w:pPr>
+              <w:pStyle w:val="Compact"/>
+              <w:jc w:val="left"/>
+            </w:pPr>
+            <w:r>
+              <w:t xml:space="preserve">Nội dung</w:t>
+            </w:r>
+          </w:p>
+        </w:tc>
+        <w:tc>
+          <w:tcPr/>
+          <w:p>
+            <w:pPr>
+              <w:pStyle w:val="Compact"/>
+              <w:jc w:val="right"/>
+            </w:pPr>
+            <w:r>
+              <w:t xml:space="preserve">Trang</w:t>
+            </w:r>
+          </w:p>
+        </w:tc>
+      </w:tr>
+      <w:tr>
+        <w:tc>
+          <w:tcPr/>
+          <w:p>
+            <w:pPr>
+              <w:pStyle w:val="Compact"/>
+              <w:jc w:val="left"/>
+            </w:pPr>
+            <w:r>
+              <w:t xml:space="preserve">2.1</w:t>
+            </w:r>
+          </w:p>
+        </w:tc>
+        <w:tc>
+          <w:tcPr/>
+          <w:p>
+            <w:pPr>
+              <w:pStyle w:val="Compact"/>
+              <w:jc w:val="left"/>
+            </w:pPr>
+            <w:r>
+              <w:t xml:space="preserve">Tổng hợp hệ giả thuyết: phát biểu, dấu kỳ vọng, cơ sở lý thuyết và biến kiểm định</w:t>
+            </w:r>
+          </w:p>
+        </w:tc>
+        <w:tc>
+          <w:tcPr/>
+          <w:p>
+            <w:pPr>
+              <w:pStyle w:val="Compact"/>
+              <w:jc w:val="right"/>
+            </w:pPr>
+            <w:r>
+              <w:t xml:space="preserve">30</w:t>
+            </w:r>
+          </w:p>
+        </w:tc>
+      </w:tr>
+      <w:tr>
+        <w:tc>
+          <w:tcPr/>
+          <w:p>
+            <w:pPr>
+              <w:pStyle w:val="Compact"/>
+              <w:jc w:val="left"/>
+            </w:pPr>
+            <w:r>
+              <w:t xml:space="preserve">2.2</w:t>
+            </w:r>
+          </w:p>
+        </w:tc>
+        <w:tc>
+          <w:tcPr/>
+          <w:p>
+            <w:pPr>
+              <w:pStyle w:val="Compact"/>
+              <w:jc w:val="left"/>
+            </w:pPr>
+            <w:r>
+              <w:t xml:space="preserve">Ánh xạ nghiên cứu thành phần, mục trình bày, giả thuyết</w:t>
+            </w:r>
+          </w:p>
+        </w:tc>
+        <w:tc>
+          <w:tcPr/>
+          <w:p>
+            <w:pPr>
+              <w:pStyle w:val="Compact"/>
+              <w:jc w:val="right"/>
+            </w:pPr>
+            <w:r>
+              <w:t xml:space="preserve">31</w:t>
+            </w:r>
+          </w:p>
+        </w:tc>
+      </w:tr>
+      <w:tr>
+        <w:tc>
+          <w:tcPr/>
+          <w:p>
+            <w:pPr>
+              <w:pStyle w:val="Compact"/>
+              <w:jc w:val="left"/>
+            </w:pPr>
+            <w:r>
+              <w:t xml:space="preserve">3.1</w:t>
+            </w:r>
+          </w:p>
+        </w:tc>
+        <w:tc>
+          <w:tcPr/>
+          <w:p>
+            <w:pPr>
+              <w:pStyle w:val="Compact"/>
+              <w:jc w:val="left"/>
+            </w:pPr>
+            <w:r>
+              <w:t xml:space="preserve">Tổng hợp biến nghiên cứu của khung thực nghiệm đa quốc gia</w:t>
+            </w:r>
+          </w:p>
+        </w:tc>
+        <w:tc>
+          <w:tcPr/>
+          <w:p>
+            <w:pPr>
+              <w:pStyle w:val="Compact"/>
+              <w:jc w:val="right"/>
+            </w:pPr>
+            <w:r>
+              <w:t xml:space="preserve">41</w:t>
+            </w:r>
+          </w:p>
+        </w:tc>
+      </w:tr>
+      <w:tr>
+        <w:tc>
+          <w:tcPr/>
+          <w:p>
+            <w:pPr>
+              <w:pStyle w:val="Compact"/>
+              <w:jc w:val="left"/>
+            </w:pPr>
+            <w:r>
+              <w:t xml:space="preserve">4.1</w:t>
+            </w:r>
+          </w:p>
+        </w:tc>
+        <w:tc>
+          <w:tcPr/>
+          <w:p>
+            <w:pPr>
+              <w:pStyle w:val="Compact"/>
+              <w:jc w:val="left"/>
+            </w:pPr>
+            <w:r>
+              <w:t xml:space="preserve">Phân tán năng suất lao động và đặc điểm quốc tế hóa theo phân nhóm con ICRV</w:t>
+            </w:r>
+          </w:p>
+        </w:tc>
+        <w:tc>
+          <w:tcPr/>
+          <w:p>
+            <w:pPr>
+              <w:pStyle w:val="Compact"/>
+              <w:jc w:val="right"/>
+            </w:pPr>
+            <w:r>
+              <w:t xml:space="preserve">64</w:t>
+            </w:r>
+          </w:p>
+        </w:tc>
+      </w:tr>
+      <w:tr>
+        <w:tc>
+          <w:tcPr/>
+          <w:p>
+            <w:pPr>
+              <w:pStyle w:val="Compact"/>
+              <w:jc w:val="left"/>
+            </w:pPr>
+            <w:r>
+              <w:t xml:space="preserve">4.2</w:t>
+            </w:r>
+          </w:p>
+        </w:tc>
+        <w:tc>
+          <w:tcPr/>
+          <w:p>
+            <w:pPr>
+              <w:pStyle w:val="Compact"/>
+              <w:jc w:val="left"/>
+            </w:pPr>
+            <w:r>
+              <w:t xml:space="preserve">Đổi mới sáng tạo và chấp nhận số theo phân nhóm con ICRV (%)</w:t>
+            </w:r>
+          </w:p>
+        </w:tc>
+        <w:tc>
+          <w:tcPr/>
+          <w:p>
+            <w:pPr>
+              <w:pStyle w:val="Compact"/>
+              <w:jc w:val="right"/>
+            </w:pPr>
+            <w:r>
+              <w:t xml:space="preserve">67</w:t>
+            </w:r>
+          </w:p>
+        </w:tc>
+      </w:tr>
+      <w:tr>
+        <w:tc>
+          <w:tcPr/>
+          <w:p>
+            <w:pPr>
+              <w:pStyle w:val="Compact"/>
+              <w:jc w:val="left"/>
+            </w:pPr>
+            <w:r>
+              <w:t xml:space="preserve">4.3</w:t>
+            </w:r>
+          </w:p>
+        </w:tc>
+        <w:tc>
+          <w:tcPr/>
+          <w:p>
+            <w:pPr>
+              <w:pStyle w:val="Compact"/>
+              <w:jc w:val="left"/>
+            </w:pPr>
+            <w:r>
+              <w:t xml:space="preserve">Đặc trưng doanh nghiệp Nhật Bản 2025 so với năm nền còn lại của Nhóm I</w:t>
+            </w:r>
+          </w:p>
+        </w:tc>
+        <w:tc>
+          <w:tcPr/>
+          <w:p>
+            <w:pPr>
+              <w:pStyle w:val="Compact"/>
+              <w:jc w:val="right"/>
+            </w:pPr>
+            <w:r>
+              <w:t xml:space="preserve">68</w:t>
+            </w:r>
+          </w:p>
+        </w:tc>
+      </w:tr>
+      <w:tr>
+        <w:tc>
+          <w:tcPr/>
+          <w:p>
+            <w:pPr>
+              <w:pStyle w:val="Compact"/>
+              <w:jc w:val="left"/>
+            </w:pPr>
+            <w:r>
+              <w:t xml:space="preserve">4.4</w:t>
+            </w:r>
+          </w:p>
+        </w:tc>
+        <w:tc>
+          <w:tcPr/>
+          <w:p>
+            <w:pPr>
+              <w:pStyle w:val="Compact"/>
+              <w:jc w:val="left"/>
+            </w:pPr>
+            <w:r>
+              <w:t xml:space="preserve">Trung vị tỷ suất lợi nhuận trên doanh thu (ROS) theo nhóm ICRV</w:t>
+            </w:r>
+          </w:p>
+        </w:tc>
+        <w:tc>
+          <w:tcPr/>
+          <w:p>
+            <w:pPr>
+              <w:pStyle w:val="Compact"/>
+              <w:jc w:val="right"/>
+            </w:pPr>
+            <w:r>
+              <w:t xml:space="preserve">71</w:t>
+            </w:r>
+          </w:p>
+        </w:tc>
+      </w:tr>
+      <w:tr>
+        <w:tc>
+          <w:tcPr/>
+          <w:p>
+            <w:pPr>
+              <w:pStyle w:val="Compact"/>
+              <w:jc w:val="left"/>
+            </w:pPr>
+            <w:r>
+              <w:t xml:space="preserve">4.5</w:t>
+            </w:r>
+          </w:p>
+        </w:tc>
+        <w:tc>
+          <w:tcPr/>
+          <w:p>
+            <w:pPr>
+              <w:pStyle w:val="Compact"/>
+              <w:jc w:val="left"/>
+            </w:pPr>
+            <w:r>
+              <w:t xml:space="preserve">Tiến triển hệ số theo chuỗi mô hình phân tầng, Singapore 2023</w:t>
+            </w:r>
+          </w:p>
+        </w:tc>
+        <w:tc>
+          <w:tcPr/>
+          <w:p>
+            <w:pPr>
+              <w:pStyle w:val="Compact"/>
+              <w:jc w:val="right"/>
+            </w:pPr>
+            <w:r>
+              <w:t xml:space="preserve">77</w:t>
+            </w:r>
+          </w:p>
+        </w:tc>
+      </w:tr>
+      <w:tr>
+        <w:tc>
+          <w:tcPr/>
+          <w:p>
+            <w:pPr>
+              <w:pStyle w:val="Compact"/>
+              <w:jc w:val="left"/>
+            </w:pPr>
+            <w:r>
+              <w:t xml:space="preserve">4.6</w:t>
+            </w:r>
+          </w:p>
+        </w:tc>
+        <w:tc>
+          <w:tcPr/>
+          <w:p>
+            <w:pPr>
+              <w:pStyle w:val="Compact"/>
+              <w:jc w:val="left"/>
+            </w:pPr>
+            <w:r>
+              <w:t xml:space="preserve">Tiến triển mô hình của P7 trên khung 50 nền: điểm uốn và kiểm định Lind–Mehlum</w:t>
+            </w:r>
+          </w:p>
+        </w:tc>
+        <w:tc>
+          <w:tcPr/>
+          <w:p>
+            <w:pPr>
+              <w:pStyle w:val="Compact"/>
+              <w:jc w:val="right"/>
+            </w:pPr>
+            <w:r>
+              <w:t xml:space="preserve">84</w:t>
+            </w:r>
+          </w:p>
+        </w:tc>
+      </w:tr>
+      <w:tr>
+        <w:tc>
+          <w:tcPr/>
+          <w:p>
+            <w:pPr>
+              <w:pStyle w:val="Compact"/>
+              <w:jc w:val="left"/>
+            </w:pPr>
+            <w:r>
+              <w:t xml:space="preserve">4.7</w:t>
+            </w:r>
+          </w:p>
+        </w:tc>
+        <w:tc>
+          <w:tcPr/>
+          <w:p>
+            <w:pPr>
+              <w:pStyle w:val="Compact"/>
+              <w:jc w:val="left"/>
+            </w:pPr>
+            <w:r>
+              <w:t xml:space="preserve">Điểm uốn theo nhóm ICRV, khung 50 nền</w:t>
+            </w:r>
+          </w:p>
+        </w:tc>
+        <w:tc>
+          <w:tcPr/>
+          <w:p>
+            <w:pPr>
+              <w:pStyle w:val="Compact"/>
+              <w:jc w:val="right"/>
+            </w:pPr>
+            <w:r>
+              <w:t xml:space="preserve">84</w:t>
+            </w:r>
+          </w:p>
+        </w:tc>
+      </w:tr>
+      <w:tr>
+        <w:tc>
+          <w:tcPr/>
+          <w:p>
+            <w:pPr>
+              <w:pStyle w:val="Compact"/>
+              <w:jc w:val="left"/>
+            </w:pPr>
+            <w:r>
+              <w:t xml:space="preserve">4.8</w:t>
+            </w:r>
+          </w:p>
+        </w:tc>
+        <w:tc>
+          <w:tcPr/>
+          <w:p>
+            <w:pPr>
+              <w:pStyle w:val="Compact"/>
+              <w:jc w:val="left"/>
+            </w:pPr>
+            <w:r>
+              <w:t xml:space="preserve">Điểm uốn theo đợt khảo sát, Ấn Độ</w:t>
+            </w:r>
+          </w:p>
+        </w:tc>
+        <w:tc>
+          <w:tcPr/>
+          <w:p>
+            <w:pPr>
+              <w:pStyle w:val="Compact"/>
+              <w:jc w:val="right"/>
+            </w:pPr>
+            <w:r>
+              <w:t xml:space="preserve">92</w:t>
+            </w:r>
+          </w:p>
+        </w:tc>
+      </w:tr>
+      <w:tr>
+        <w:tc>
+          <w:tcPr/>
+          <w:p>
+            <w:pPr>
+              <w:pStyle w:val="Compact"/>
+              <w:jc w:val="left"/>
+            </w:pPr>
+            <w:r>
+              <w:t xml:space="preserve">4.9</w:t>
+            </w:r>
+          </w:p>
+        </w:tc>
+        <w:tc>
+          <w:tcPr/>
+          <w:p>
+            <w:pPr>
+              <w:pStyle w:val="Compact"/>
+              <w:jc w:val="left"/>
+            </w:pPr>
+            <w:r>
+              <w:t xml:space="preserve">Hiệu ứng cường độ xuất khẩu lên năng suất qua chuỗi mô hình, Nhật Bản 2025</w:t>
+            </w:r>
+          </w:p>
+        </w:tc>
+        <w:tc>
+          <w:tcPr/>
+          <w:p>
+            <w:pPr>
+              <w:pStyle w:val="Compact"/>
+              <w:jc w:val="right"/>
+            </w:pPr>
+            <w:r>
+              <w:t xml:space="preserve">96</w:t>
+            </w:r>
+          </w:p>
+        </w:tc>
+      </w:tr>
+      <w:tr>
+        <w:tc>
+          <w:tcPr/>
+          <w:p>
+            <w:pPr>
+              <w:pStyle w:val="Compact"/>
+              <w:jc w:val="left"/>
+            </w:pPr>
+            <w:r>
+              <w:t xml:space="preserve">4.10</w:t>
+            </w:r>
+          </w:p>
+        </w:tc>
+        <w:tc>
+          <w:tcPr/>
+          <w:p>
+            <w:pPr>
+              <w:pStyle w:val="Compact"/>
+              <w:jc w:val="left"/>
+            </w:pPr>
+            <w:r>
+              <w:t xml:space="preserve">Tổng hợp ước lượng các nghiên cứu thành phần thực nghiệm</w:t>
+            </w:r>
+          </w:p>
+        </w:tc>
+        <w:tc>
+          <w:tcPr/>
+          <w:p>
+            <w:pPr>
+              <w:pStyle w:val="Compact"/>
+              <w:jc w:val="right"/>
+            </w:pPr>
+            <w:r>
+              <w:t xml:space="preserve">98</w:t>
+            </w:r>
+          </w:p>
+        </w:tc>
+      </w:tr>
+      <w:tr>
+        <w:tc>
+          <w:tcPr/>
+          <w:p>
+            <w:pPr>
+              <w:pStyle w:val="Compact"/>
+              <w:jc w:val="left"/>
+            </w:pPr>
+            <w:r>
+              <w:t xml:space="preserve">5.1</w:t>
+            </w:r>
+          </w:p>
+        </w:tc>
+        <w:tc>
+          <w:tcPr/>
+          <w:p>
+            <w:pPr>
+              <w:pStyle w:val="Compact"/>
+              <w:jc w:val="left"/>
+            </w:pPr>
+            <w:r>
+              <w:t xml:space="preserve">Sợi chỉ vàng tích hợp: câu hỏi nghiên cứu, nghiên cứu thành phần, giả thuyết, phát hiện thực nghiệm chủ chốt, đóng góp lý thuyết</w:t>
+            </w:r>
+          </w:p>
+        </w:tc>
+        <w:tc>
+          <w:tcPr/>
+          <w:p>
+            <w:pPr>
+              <w:pStyle w:val="Compact"/>
+              <w:jc w:val="right"/>
+            </w:pPr>
+            <w:r>
+              <w:t xml:space="preserve">106</w:t>
+            </w:r>
+          </w:p>
+        </w:tc>
+      </w:tr>
+      <w:tr>
+        <w:tc>
+          <w:tcPr/>
+          <w:p>
+            <w:pPr>
+              <w:pStyle w:val="Compact"/>
+              <w:jc w:val="left"/>
+            </w:pPr>
+            <w:r>
+              <w:t xml:space="preserve">C.1</w:t>
+            </w:r>
+          </w:p>
+        </w:tc>
+        <w:tc>
+          <w:tcPr/>
+          <w:p>
+            <w:pPr>
+              <w:pStyle w:val="Compact"/>
+              <w:jc w:val="left"/>
+            </w:pPr>
+            <w:r>
+              <w:t xml:space="preserve">Kết quả hồi quy chính và điểm uốn của tám nghiên cứu thành phần</w:t>
+            </w:r>
+          </w:p>
+        </w:tc>
+        <w:tc>
+          <w:tcPr/>
+          <w:p>
+            <w:pPr>
+              <w:pStyle w:val="Compact"/>
+              <w:jc w:val="right"/>
+            </w:pPr>
+            <w:r>
+              <w:t xml:space="preserve">149</w:t>
+            </w:r>
+          </w:p>
+        </w:tc>
+      </w:tr>
+      <w:tr>
+        <w:tc>
+          <w:tcPr/>
+          <w:p>
+            <w:pPr>
+              <w:pStyle w:val="Compact"/>
+              <w:jc w:val="left"/>
+            </w:pPr>
+            <w:r>
+              <w:t xml:space="preserve">C.2</w:t>
+            </w:r>
+          </w:p>
+        </w:tc>
+        <w:tc>
+          <w:tcPr/>
+          <w:p>
+            <w:pPr>
+              <w:pStyle w:val="Compact"/>
+              <w:jc w:val="left"/>
+            </w:pPr>
+            <w:r>
+              <w:t xml:space="preserve">Chi tiết phân tích tổng hợp ba tầng P6</w:t>
+            </w:r>
+          </w:p>
+        </w:tc>
+        <w:tc>
+          <w:tcPr/>
+          <w:p>
+            <w:pPr>
+              <w:pStyle w:val="Compact"/>
+              <w:jc w:val="right"/>
+            </w:pPr>
+            <w:r>
+              <w:t xml:space="preserve">150</w:t>
+            </w:r>
+          </w:p>
+        </w:tc>
+      </w:tr>
+      <w:tr>
+        <w:tc>
+          <w:tcPr/>
+          <w:p>
+            <w:pPr>
+              <w:pStyle w:val="Compact"/>
+              <w:jc w:val="left"/>
+            </w:pPr>
+            <w:r>
+              <w:t xml:space="preserve">C.3</w:t>
+            </w:r>
+          </w:p>
+        </w:tc>
+        <w:tc>
+          <w:tcPr/>
+          <w:p>
+            <w:pPr>
+              <w:pStyle w:val="Compact"/>
+              <w:jc w:val="left"/>
+            </w:pPr>
+            <w:r>
+              <w:t xml:space="preserve">Điểm uốn theo sáu nhóm ICRV trong kiểm định toàn mẫu P7</w:t>
+            </w:r>
+          </w:p>
+        </w:tc>
+        <w:tc>
+          <w:tcPr/>
+          <w:p>
+            <w:pPr>
+              <w:pStyle w:val="Compact"/>
+              <w:jc w:val="right"/>
+            </w:pPr>
+            <w:r>
+              <w:t xml:space="preserve">150</w:t>
+            </w:r>
+          </w:p>
+        </w:tc>
+      </w:tr>
+      <w:tr>
+        <w:tc>
+          <w:tcPr/>
+          <w:p>
+            <w:pPr>
+              <w:pStyle w:val="Compact"/>
+              <w:jc w:val="left"/>
+            </w:pPr>
+            <w:r>
+              <w:t xml:space="preserve">C.4</w:t>
+            </w:r>
+          </w:p>
+        </w:tc>
+        <w:tc>
+          <w:tcPr/>
+          <w:p>
+            <w:pPr>
+              <w:pStyle w:val="Compact"/>
+              <w:jc w:val="left"/>
+            </w:pPr>
+            <w:r>
+              <w:t xml:space="preserve">Tóm tắt kiểm định độ vững theo từng nghiên cứu thành phần</w:t>
+            </w:r>
+          </w:p>
+        </w:tc>
+        <w:tc>
+          <w:tcPr/>
+          <w:p>
+            <w:pPr>
+              <w:pStyle w:val="Compact"/>
+              <w:jc w:val="right"/>
+            </w:pPr>
+            <w:r>
+              <w:t xml:space="preserve">151</w:t>
+            </w:r>
+          </w:p>
+        </w:tc>
+      </w:tr>
+    </w:tbl>
     <w:bookmarkEnd w:id="24"/>
     <w:bookmarkStart w:id="25" w:name="danh-mục-hình"/>
     <w:p>
@@ -634,126 +1186,440 @@
         <w:t xml:space="preserve">DANH MỤC HÌNH</w:t>
       </w:r>
     </w:p>
-    <w:p>
-      <w:pPr>
-        <w:numPr>
-          <w:ilvl w:val="0"/>
-          <w:numId w:val="1001"/>
-        </w:numPr>
-        <w:pStyle w:val="Compact"/>
-      </w:pPr>
-      <w:r>
-        <w:t xml:space="preserve">Hình 2.1. Khung khái niệm tích hợp đa tầng CDCM (Chương 2, Mục 2.5)</w:t>
-      </w:r>
-    </w:p>
-    <w:p>
-      <w:pPr>
-        <w:numPr>
-          <w:ilvl w:val="0"/>
-          <w:numId w:val="1001"/>
-        </w:numPr>
-        <w:pStyle w:val="Compact"/>
-      </w:pPr>
-      <w:r>
-        <w:t xml:space="preserve">Hình 3.1. Quy trình nghiên cứu của luận án (Chương 3, Mục 3.1.2)</w:t>
-      </w:r>
-    </w:p>
-    <w:p>
-      <w:pPr>
-        <w:numPr>
-          <w:ilvl w:val="0"/>
-          <w:numId w:val="1001"/>
-        </w:numPr>
-        <w:pStyle w:val="Compact"/>
-      </w:pPr>
-      <w:r>
-        <w:t xml:space="preserve">Hình 4.1. Thành phần mẫu gộp theo nhóm ICRV (Chương 4, Mục 4.1)</w:t>
-      </w:r>
-    </w:p>
-    <w:p>
-      <w:pPr>
-        <w:numPr>
-          <w:ilvl w:val="0"/>
-          <w:numId w:val="1001"/>
-        </w:numPr>
-        <w:pStyle w:val="Compact"/>
-      </w:pPr>
-      <w:r>
-        <w:t xml:space="preserve">Hình 4.2. Quy mô mẫu gộp theo năm khảo sát (Chương 4, Mục 4.1)</w:t>
-      </w:r>
-    </w:p>
-    <w:p>
-      <w:pPr>
-        <w:numPr>
-          <w:ilvl w:val="0"/>
-          <w:numId w:val="1001"/>
-        </w:numPr>
-        <w:pStyle w:val="Compact"/>
-      </w:pPr>
-      <w:r>
-        <w:t xml:space="preserve">Hình 4.3. Quỹ đạo tăng trưởng theo nhóm ICRV (Chương 4, Mục 4.1)</w:t>
-      </w:r>
-    </w:p>
-    <w:p>
-      <w:pPr>
-        <w:numPr>
-          <w:ilvl w:val="0"/>
-          <w:numId w:val="1001"/>
-        </w:numPr>
-        <w:pStyle w:val="Compact"/>
-      </w:pPr>
-      <w:r>
-        <w:t xml:space="preserve">Hình 4.4. Phân bố quy mô doanh nghiệp theo nhóm ICRV (Chương 4, Mục 4.1)</w:t>
-      </w:r>
-    </w:p>
-    <w:p>
-      <w:pPr>
-        <w:numPr>
-          <w:ilvl w:val="0"/>
-          <w:numId w:val="1001"/>
-        </w:numPr>
-        <w:pStyle w:val="Compact"/>
-      </w:pPr>
-      <w:r>
-        <w:t xml:space="preserve">Hình 4.5. Phổ năng lực công nghệ theo sáu nhóm ICRV (Chương 4, Mục 4.1)</w:t>
-      </w:r>
-    </w:p>
-    <w:p>
-      <w:pPr>
-        <w:numPr>
-          <w:ilvl w:val="0"/>
-          <w:numId w:val="1001"/>
-        </w:numPr>
-        <w:pStyle w:val="Compact"/>
-      </w:pPr>
-      <w:r>
-        <w:t xml:space="preserve">Hình 4.6. Phân bố mật độ năng suất lao động theo nhóm ICRV (Chương 4, Mục 4.1)</w:t>
-      </w:r>
-    </w:p>
-    <w:p>
-      <w:pPr>
-        <w:numPr>
-          <w:ilvl w:val="0"/>
-          <w:numId w:val="1001"/>
-        </w:numPr>
-        <w:pStyle w:val="Compact"/>
-      </w:pPr>
-      <w:r>
-        <w:t xml:space="preserve">Hình 4.7. Biểu đồ radar năng lực và quốc tế hóa theo nhóm ICRV (Chương 4, Mục 4.1)</w:t>
-      </w:r>
-    </w:p>
-    <w:p>
-      <w:pPr>
-        <w:numPr>
-          <w:ilvl w:val="0"/>
-          <w:numId w:val="1001"/>
-        </w:numPr>
-        <w:pStyle w:val="Compact"/>
-      </w:pPr>
-      <w:r>
-        <w:t xml:space="preserve">Hình 4.8. Họ đường cong quốc tế hóa và hiệu quả phụ thuộc chế độ thể chế ICRV (Chương 4, Mục 4.6.2)</w:t>
-      </w:r>
-    </w:p>
+    <w:tbl>
+      <w:tblPr>
+        <w:tblStyle w:val="Table"/>
+        <w:tblW w:type="pct" w:w="5000"/>
+        <w:tblLook w:firstRow="1" w:lastRow="0" w:firstColumn="0" w:lastColumn="0" w:noHBand="0" w:noVBand="0" w:val="0020"/>
+        <w:jc w:val="start"/>
+      </w:tblPr>
+      <w:tblGrid>
+        <w:gridCol w:w="621"/>
+        <w:gridCol w:w="6677"/>
+        <w:gridCol w:w="621"/>
+      </w:tblGrid>
+      <w:tr>
+        <w:trPr>
+          <w:tblHeader w:val="true"/>
+        </w:trPr>
+        <w:tc>
+          <w:tcPr/>
+          <w:p>
+            <w:pPr>
+              <w:pStyle w:val="Compact"/>
+              <w:jc w:val="left"/>
+            </w:pPr>
+            <w:r>
+              <w:t xml:space="preserve">Hình</w:t>
+            </w:r>
+          </w:p>
+        </w:tc>
+        <w:tc>
+          <w:tcPr/>
+          <w:p>
+            <w:pPr>
+              <w:pStyle w:val="Compact"/>
+              <w:jc w:val="left"/>
+            </w:pPr>
+            <w:r>
+              <w:t xml:space="preserve">Nội dung</w:t>
+            </w:r>
+          </w:p>
+        </w:tc>
+        <w:tc>
+          <w:tcPr/>
+          <w:p>
+            <w:pPr>
+              <w:pStyle w:val="Compact"/>
+              <w:jc w:val="right"/>
+            </w:pPr>
+            <w:r>
+              <w:t xml:space="preserve">Trang</w:t>
+            </w:r>
+          </w:p>
+        </w:tc>
+      </w:tr>
+      <w:tr>
+        <w:tc>
+          <w:tcPr/>
+          <w:p>
+            <w:pPr>
+              <w:pStyle w:val="Compact"/>
+              <w:jc w:val="left"/>
+            </w:pPr>
+            <w:r>
+              <w:t xml:space="preserve">2.1</w:t>
+            </w:r>
+          </w:p>
+        </w:tc>
+        <w:tc>
+          <w:tcPr/>
+          <w:p>
+            <w:pPr>
+              <w:pStyle w:val="Compact"/>
+              <w:jc w:val="left"/>
+            </w:pPr>
+            <w:r>
+              <w:t xml:space="preserve">Khung khái niệm tích hợp đa tầng CDCM</w:t>
+            </w:r>
+          </w:p>
+        </w:tc>
+        <w:tc>
+          <w:tcPr/>
+          <w:p>
+            <w:pPr>
+              <w:pStyle w:val="Compact"/>
+              <w:jc w:val="right"/>
+            </w:pPr>
+            <w:r>
+              <w:t xml:space="preserve">26</w:t>
+            </w:r>
+          </w:p>
+        </w:tc>
+      </w:tr>
+      <w:tr>
+        <w:tc>
+          <w:tcPr/>
+          <w:p>
+            <w:pPr>
+              <w:pStyle w:val="Compact"/>
+              <w:jc w:val="left"/>
+            </w:pPr>
+            <w:r>
+              <w:t xml:space="preserve">3.1</w:t>
+            </w:r>
+          </w:p>
+        </w:tc>
+        <w:tc>
+          <w:tcPr/>
+          <w:p>
+            <w:pPr>
+              <w:pStyle w:val="Compact"/>
+              <w:jc w:val="left"/>
+            </w:pPr>
+            <w:r>
+              <w:t xml:space="preserve">Quy trình nghiên cứu của luận án</w:t>
+            </w:r>
+          </w:p>
+        </w:tc>
+        <w:tc>
+          <w:tcPr/>
+          <w:p>
+            <w:pPr>
+              <w:pStyle w:val="Compact"/>
+              <w:jc w:val="right"/>
+            </w:pPr>
+            <w:r>
+              <w:t xml:space="preserve">34</w:t>
+            </w:r>
+          </w:p>
+        </w:tc>
+      </w:tr>
+      <w:tr>
+        <w:tc>
+          <w:tcPr/>
+          <w:p>
+            <w:pPr>
+              <w:pStyle w:val="Compact"/>
+              <w:jc w:val="left"/>
+            </w:pPr>
+            <w:r>
+              <w:t xml:space="preserve">4.1</w:t>
+            </w:r>
+          </w:p>
+        </w:tc>
+        <w:tc>
+          <w:tcPr/>
+          <w:p>
+            <w:pPr>
+              <w:pStyle w:val="Compact"/>
+              <w:jc w:val="left"/>
+            </w:pPr>
+            <w:r>
+              <w:t xml:space="preserve">Thành phần mẫu gộp theo nhóm ICRV</w:t>
+            </w:r>
+          </w:p>
+        </w:tc>
+        <w:tc>
+          <w:tcPr/>
+          <w:p>
+            <w:pPr>
+              <w:pStyle w:val="Compact"/>
+              <w:jc w:val="right"/>
+            </w:pPr>
+            <w:r>
+              <w:t xml:space="preserve">65</w:t>
+            </w:r>
+          </w:p>
+        </w:tc>
+      </w:tr>
+      <w:tr>
+        <w:tc>
+          <w:tcPr/>
+          <w:p>
+            <w:pPr>
+              <w:pStyle w:val="Compact"/>
+              <w:jc w:val="left"/>
+            </w:pPr>
+            <w:r>
+              <w:t xml:space="preserve">4.2</w:t>
+            </w:r>
+          </w:p>
+        </w:tc>
+        <w:tc>
+          <w:tcPr/>
+          <w:p>
+            <w:pPr>
+              <w:pStyle w:val="Compact"/>
+              <w:jc w:val="left"/>
+            </w:pPr>
+            <w:r>
+              <w:t xml:space="preserve">Quy mô mẫu gộp theo năm khảo sát</w:t>
+            </w:r>
+          </w:p>
+        </w:tc>
+        <w:tc>
+          <w:tcPr/>
+          <w:p>
+            <w:pPr>
+              <w:pStyle w:val="Compact"/>
+              <w:jc w:val="right"/>
+            </w:pPr>
+            <w:r>
+              <w:t xml:space="preserve">66</w:t>
+            </w:r>
+          </w:p>
+        </w:tc>
+      </w:tr>
+      <w:tr>
+        <w:tc>
+          <w:tcPr/>
+          <w:p>
+            <w:pPr>
+              <w:pStyle w:val="Compact"/>
+              <w:jc w:val="left"/>
+            </w:pPr>
+            <w:r>
+              <w:t xml:space="preserve">4.3</w:t>
+            </w:r>
+          </w:p>
+        </w:tc>
+        <w:tc>
+          <w:tcPr/>
+          <w:p>
+            <w:pPr>
+              <w:pStyle w:val="Compact"/>
+              <w:jc w:val="left"/>
+            </w:pPr>
+            <w:r>
+              <w:t xml:space="preserve">Quỹ đạo tăng trưởng theo nhóm ICRV</w:t>
+            </w:r>
+          </w:p>
+        </w:tc>
+        <w:tc>
+          <w:tcPr/>
+          <w:p>
+            <w:pPr>
+              <w:pStyle w:val="Compact"/>
+              <w:jc w:val="right"/>
+            </w:pPr>
+            <w:r>
+              <w:t xml:space="preserve">66</w:t>
+            </w:r>
+          </w:p>
+        </w:tc>
+      </w:tr>
+      <w:tr>
+        <w:tc>
+          <w:tcPr/>
+          <w:p>
+            <w:pPr>
+              <w:pStyle w:val="Compact"/>
+              <w:jc w:val="left"/>
+            </w:pPr>
+            <w:r>
+              <w:t xml:space="preserve">4.4</w:t>
+            </w:r>
+          </w:p>
+        </w:tc>
+        <w:tc>
+          <w:tcPr/>
+          <w:p>
+            <w:pPr>
+              <w:pStyle w:val="Compact"/>
+              <w:jc w:val="left"/>
+            </w:pPr>
+            <w:r>
+              <w:t xml:space="preserve">Phân bố quy mô doanh nghiệp theo nhóm ICRV</w:t>
+            </w:r>
+          </w:p>
+        </w:tc>
+        <w:tc>
+          <w:tcPr/>
+          <w:p>
+            <w:pPr>
+              <w:pStyle w:val="Compact"/>
+              <w:jc w:val="right"/>
+            </w:pPr>
+            <w:r>
+              <w:t xml:space="preserve">68</w:t>
+            </w:r>
+          </w:p>
+        </w:tc>
+      </w:tr>
+      <w:tr>
+        <w:tc>
+          <w:tcPr/>
+          <w:p>
+            <w:pPr>
+              <w:pStyle w:val="Compact"/>
+              <w:jc w:val="left"/>
+            </w:pPr>
+            <w:r>
+              <w:t xml:space="preserve">4.5</w:t>
+            </w:r>
+          </w:p>
+        </w:tc>
+        <w:tc>
+          <w:tcPr/>
+          <w:p>
+            <w:pPr>
+              <w:pStyle w:val="Compact"/>
+              <w:jc w:val="left"/>
+            </w:pPr>
+            <w:r>
+              <w:t xml:space="preserve">Phổ năng lực công nghệ theo sáu nhóm ICRV</w:t>
+            </w:r>
+          </w:p>
+        </w:tc>
+        <w:tc>
+          <w:tcPr/>
+          <w:p>
+            <w:pPr>
+              <w:pStyle w:val="Compact"/>
+              <w:jc w:val="right"/>
+            </w:pPr>
+            <w:r>
+              <w:t xml:space="preserve">69</w:t>
+            </w:r>
+          </w:p>
+        </w:tc>
+      </w:tr>
+      <w:tr>
+        <w:tc>
+          <w:tcPr/>
+          <w:p>
+            <w:pPr>
+              <w:pStyle w:val="Compact"/>
+              <w:jc w:val="left"/>
+            </w:pPr>
+            <w:r>
+              <w:t xml:space="preserve">4.6</w:t>
+            </w:r>
+          </w:p>
+        </w:tc>
+        <w:tc>
+          <w:tcPr/>
+          <w:p>
+            <w:pPr>
+              <w:pStyle w:val="Compact"/>
+              <w:jc w:val="left"/>
+            </w:pPr>
+            <w:r>
+              <w:t xml:space="preserve">Phân bố mật độ năng suất lao động theo nhóm ICRV</w:t>
+            </w:r>
+          </w:p>
+        </w:tc>
+        <w:tc>
+          <w:tcPr/>
+          <w:p>
+            <w:pPr>
+              <w:pStyle w:val="Compact"/>
+              <w:jc w:val="right"/>
+            </w:pPr>
+            <w:r>
+              <w:t xml:space="preserve">70</w:t>
+            </w:r>
+          </w:p>
+        </w:tc>
+      </w:tr>
+      <w:tr>
+        <w:tc>
+          <w:tcPr/>
+          <w:p>
+            <w:pPr>
+              <w:pStyle w:val="Compact"/>
+              <w:jc w:val="left"/>
+            </w:pPr>
+            <w:r>
+              <w:t xml:space="preserve">4.7</w:t>
+            </w:r>
+          </w:p>
+        </w:tc>
+        <w:tc>
+          <w:tcPr/>
+          <w:p>
+            <w:pPr>
+              <w:pStyle w:val="Compact"/>
+              <w:jc w:val="left"/>
+            </w:pPr>
+            <w:r>
+              <w:t xml:space="preserve">Biểu đồ radar năng lực và quốc tế hóa theo nhóm ICRV</w:t>
+            </w:r>
+          </w:p>
+        </w:tc>
+        <w:tc>
+          <w:tcPr/>
+          <w:p>
+            <w:pPr>
+              <w:pStyle w:val="Compact"/>
+              <w:jc w:val="right"/>
+            </w:pPr>
+            <w:r>
+              <w:t xml:space="preserve">70</w:t>
+            </w:r>
+          </w:p>
+        </w:tc>
+      </w:tr>
+      <w:tr>
+        <w:tc>
+          <w:tcPr/>
+          <w:p>
+            <w:pPr>
+              <w:pStyle w:val="Compact"/>
+              <w:jc w:val="left"/>
+            </w:pPr>
+            <w:r>
+              <w:t xml:space="preserve">4.8</w:t>
+            </w:r>
+          </w:p>
+        </w:tc>
+        <w:tc>
+          <w:tcPr/>
+          <w:p>
+            <w:pPr>
+              <w:pStyle w:val="Compact"/>
+              <w:jc w:val="left"/>
+            </w:pPr>
+            <w:r>
+              <w:t xml:space="preserve">Họ đường cong quốc tế hóa và hiệu quả phụ thuộc chế độ thể chế ICRV</w:t>
+            </w:r>
+          </w:p>
+        </w:tc>
+        <w:tc>
+          <w:tcPr/>
+          <w:p>
+            <w:pPr>
+              <w:pStyle w:val="Compact"/>
+              <w:jc w:val="right"/>
+            </w:pPr>
+            <w:r>
+              <w:t xml:space="preserve">86</w:t>
+            </w:r>
+          </w:p>
+        </w:tc>
+      </w:tr>
+    </w:tbl>
     <w:bookmarkEnd w:id="25"/>
     <w:bookmarkStart w:id="26" w:name="danh-mục-từ-viết-tắt"/>
     <w:p>
@@ -2148,7 +3014,7 @@
       <w:pPr>
         <w:numPr>
           <w:ilvl w:val="0"/>
-          <w:numId w:val="1002"/>
+          <w:numId w:val="1001"/>
         </w:numPr>
         <w:pStyle w:val="Compact"/>
       </w:pPr>
@@ -2183,7 +3049,7 @@
       <w:pPr>
         <w:numPr>
           <w:ilvl w:val="0"/>
-          <w:numId w:val="1002"/>
+          <w:numId w:val="1001"/>
         </w:numPr>
         <w:pStyle w:val="Compact"/>
       </w:pPr>
@@ -2230,7 +3096,7 @@
       <w:pPr>
         <w:numPr>
           <w:ilvl w:val="0"/>
-          <w:numId w:val="1003"/>
+          <w:numId w:val="1002"/>
         </w:numPr>
         <w:pStyle w:val="Compact"/>
       </w:pPr>
@@ -2265,7 +3131,7 @@
       <w:pPr>
         <w:numPr>
           <w:ilvl w:val="0"/>
-          <w:numId w:val="1003"/>
+          <w:numId w:val="1002"/>
         </w:numPr>
         <w:pStyle w:val="Compact"/>
       </w:pPr>
@@ -2312,7 +3178,7 @@
       <w:pPr>
         <w:numPr>
           <w:ilvl w:val="0"/>
-          <w:numId w:val="1004"/>
+          <w:numId w:val="1003"/>
         </w:numPr>
         <w:pStyle w:val="Compact"/>
       </w:pPr>
@@ -2334,7 +3200,7 @@
       <w:pPr>
         <w:numPr>
           <w:ilvl w:val="0"/>
-          <w:numId w:val="1004"/>
+          <w:numId w:val="1003"/>
         </w:numPr>
         <w:pStyle w:val="Compact"/>
       </w:pPr>
@@ -2356,7 +3222,7 @@
       <w:pPr>
         <w:numPr>
           <w:ilvl w:val="0"/>
-          <w:numId w:val="1004"/>
+          <w:numId w:val="1003"/>
         </w:numPr>
         <w:pStyle w:val="Compact"/>
       </w:pPr>
@@ -2378,7 +3244,7 @@
       <w:pPr>
         <w:numPr>
           <w:ilvl w:val="0"/>
-          <w:numId w:val="1004"/>
+          <w:numId w:val="1003"/>
         </w:numPr>
         <w:pStyle w:val="Compact"/>
       </w:pPr>
@@ -2400,7 +3266,7 @@
       <w:pPr>
         <w:numPr>
           <w:ilvl w:val="0"/>
-          <w:numId w:val="1004"/>
+          <w:numId w:val="1003"/>
         </w:numPr>
         <w:pStyle w:val="Compact"/>
       </w:pPr>
@@ -2422,7 +3288,7 @@
       <w:pPr>
         <w:numPr>
           <w:ilvl w:val="0"/>
-          <w:numId w:val="1004"/>
+          <w:numId w:val="1003"/>
         </w:numPr>
         <w:pStyle w:val="Compact"/>
       </w:pPr>
@@ -2444,7 +3310,7 @@
       <w:pPr>
         <w:numPr>
           <w:ilvl w:val="0"/>
-          <w:numId w:val="1004"/>
+          <w:numId w:val="1003"/>
         </w:numPr>
         <w:pStyle w:val="Compact"/>
       </w:pPr>
@@ -2482,7 +3348,7 @@
       <w:pPr>
         <w:numPr>
           <w:ilvl w:val="0"/>
-          <w:numId w:val="1004"/>
+          <w:numId w:val="1003"/>
         </w:numPr>
         <w:pStyle w:val="Compact"/>
       </w:pPr>
@@ -2504,7 +3370,7 @@
       <w:pPr>
         <w:numPr>
           <w:ilvl w:val="0"/>
-          <w:numId w:val="1004"/>
+          <w:numId w:val="1003"/>
         </w:numPr>
         <w:pStyle w:val="Compact"/>
       </w:pPr>
@@ -2569,7 +3435,7 @@
       <w:pPr>
         <w:numPr>
           <w:ilvl w:val="0"/>
-          <w:numId w:val="1005"/>
+          <w:numId w:val="1004"/>
         </w:numPr>
         <w:pStyle w:val="Compact"/>
       </w:pPr>
@@ -2732,82 +3598,6 @@
       </w:pPr>
     </w:lvl>
   </w:abstractNum>
-  <w:abstractNum w:abstractNumId="991">
-    <w:nsid w:val="A991"/>
-    <w:multiLevelType w:val="multilevel"/>
-    <w:lvl w:ilvl="0">
-      <w:numFmt w:val="bullet"/>
-      <w:lvlText w:val="•"/>
-      <w:lvlJc w:val="left"/>
-      <w:pPr>
-        <w:ind w:left="720" w:hanging="480"/>
-      </w:pPr>
-    </w:lvl>
-    <w:lvl w:ilvl="1">
-      <w:numFmt w:val="bullet"/>
-      <w:lvlText w:val="–"/>
-      <w:lvlJc w:val="left"/>
-      <w:pPr>
-        <w:ind w:left="1440" w:hanging="480"/>
-      </w:pPr>
-    </w:lvl>
-    <w:lvl w:ilvl="2">
-      <w:numFmt w:val="bullet"/>
-      <w:lvlText w:val="•"/>
-      <w:lvlJc w:val="left"/>
-      <w:pPr>
-        <w:ind w:left="2160" w:hanging="480"/>
-      </w:pPr>
-    </w:lvl>
-    <w:lvl w:ilvl="3">
-      <w:numFmt w:val="bullet"/>
-      <w:lvlText w:val="–"/>
-      <w:lvlJc w:val="left"/>
-      <w:pPr>
-        <w:ind w:left="2880" w:hanging="480"/>
-      </w:pPr>
-    </w:lvl>
-    <w:lvl w:ilvl="4">
-      <w:numFmt w:val="bullet"/>
-      <w:lvlText w:val="•"/>
-      <w:lvlJc w:val="left"/>
-      <w:pPr>
-        <w:ind w:left="3600" w:hanging="480"/>
-      </w:pPr>
-    </w:lvl>
-    <w:lvl w:ilvl="5">
-      <w:numFmt w:val="bullet"/>
-      <w:lvlText w:val="–"/>
-      <w:lvlJc w:val="left"/>
-      <w:pPr>
-        <w:ind w:left="4320" w:hanging="480"/>
-      </w:pPr>
-    </w:lvl>
-    <w:lvl w:ilvl="6">
-      <w:numFmt w:val="bullet"/>
-      <w:lvlText w:val="•"/>
-      <w:lvlJc w:val="left"/>
-      <w:pPr>
-        <w:ind w:left="5040" w:hanging="480"/>
-      </w:pPr>
-    </w:lvl>
-    <w:lvl w:ilvl="7">
-      <w:numFmt w:val="bullet"/>
-      <w:lvlText w:val="–"/>
-      <w:lvlJc w:val="left"/>
-      <w:pPr>
-        <w:ind w:left="5760" w:hanging="480"/>
-      </w:pPr>
-    </w:lvl>
-    <w:lvl w:ilvl="8">
-      <w:numFmt w:val="bullet"/>
-      <w:lvlText w:val="•"/>
-      <w:lvlJc w:val="left"/>
-      <w:pPr>
-        <w:ind w:left="6480" w:hanging="480"/>
-      </w:pPr>
-    </w:lvl>
-  </w:abstractNum>
   <w:abstractNum w:abstractNumId="99411">
     <w:nsid w:val="A99411"/>
     <w:multiLevelType w:val="multilevel"/>
@@ -3152,9 +3942,6 @@
     <w:abstractNumId w:val="990"/>
   </w:num>
   <w:num w:numId="1001">
-    <w:abstractNumId w:val="991"/>
-  </w:num>
-  <w:num w:numId="1002">
     <w:abstractNumId w:val="99411"/>
     <w:lvlOverride w:ilvl="0">
       <w:startOverride w:val="1"/>
@@ -3184,7 +3971,7 @@
       <w:startOverride w:val="1"/>
     </w:lvlOverride>
   </w:num>
-  <w:num w:numId="1003">
+  <w:num w:numId="1002">
     <w:abstractNumId w:val="99413"/>
     <w:lvlOverride w:ilvl="0">
       <w:startOverride w:val="3"/>
@@ -3214,7 +4001,7 @@
       <w:startOverride w:val="3"/>
     </w:lvlOverride>
   </w:num>
-  <w:num w:numId="1004">
+  <w:num w:numId="1003">
     <w:abstractNumId w:val="99415"/>
     <w:lvlOverride w:ilvl="0">
       <w:startOverride w:val="5"/>
@@ -3244,7 +4031,7 @@
       <w:startOverride w:val="5"/>
     </w:lvlOverride>
   </w:num>
-  <w:num w:numId="1005">
+  <w:num w:numId="1004">
     <w:abstractNumId w:val="994114"/>
     <w:lvlOverride w:ilvl="0">
       <w:startOverride w:val="14"/>
